--- a/hackathon/13_Unique_Features.docx
+++ b/hackathon/13_Unique_Features.docx
@@ -145,7 +145,7 @@
                 <w:color w:val="111111"/>
                 <w:sz w:val="20"/>
               </w:rPr>
-              <w:t>1.2</w:t>
+              <w:t>1.3</w:t>
             </w:r>
           </w:p>
         </w:tc>
@@ -181,7 +181,7 @@
                 <w:color w:val="111111"/>
                 <w:sz w:val="20"/>
               </w:rPr>
-              <w:t>2026-08-31</w:t>
+              <w:t>2026-09-05</w:t>
             </w:r>
           </w:p>
         </w:tc>
@@ -1545,7 +1545,7 @@
           <w:color w:val="111111"/>
           <w:sz w:val="22"/>
         </w:rPr>
-        <w:t>3D WebGL hero (Three.js), GSAP entrance choreography, Motion page transitions — all</w:t>
+        <w:t>3D WebGL hero (Three.js), Motion entrance choreography and page transitions — all</w:t>
       </w:r>
     </w:p>
     <w:p>
@@ -2075,7 +2075,18 @@
           <w:color w:val="111111"/>
           <w:sz w:val="22"/>
         </w:rPr>
-        <w:t>gap / unmeasured, with an importance-weighted hire-readiness score.</w:t>
+        <w:t>gap / unmeasured, with an importance- and tier-weighted hire-readiness score broken down by</w:t>
+      </w:r>
+    </w:p>
+    <w:p>
+      <w:r>
+        <w:rPr>
+          <w:rFonts w:ascii="Calibri" w:hAnsi="Calibri"/>
+          <w:b w:val="0"/>
+          <w:color w:val="111111"/>
+          <w:sz w:val="22"/>
+        </w:rPr>
+        <w:t>must-have, nice-to-have, technical and soft.</w:t>
       </w:r>
     </w:p>
     <w:p>
@@ -2153,6 +2164,77 @@
           <w:color w:val="111111"/>
           <w:sz w:val="22"/>
         </w:rPr>
+        <w:t>This is the entry point, not the feature.</w:t>
+      </w:r>
+      <w:r>
+        <w:rPr>
+          <w:rFonts w:ascii="Calibri" w:hAnsi="Calibri"/>
+          <w:b w:val="0"/>
+          <w:color w:val="111111"/>
+          <w:sz w:val="22"/>
+        </w:rPr>
+        <w:t xml:space="preserve"> The gap report Autopilot produces is the shared</w:t>
+      </w:r>
+    </w:p>
+    <w:p>
+      <w:r>
+        <w:rPr>
+          <w:rFonts w:ascii="Calibri" w:hAnsi="Calibri"/>
+          <w:b w:val="0"/>
+          <w:color w:val="111111"/>
+          <w:sz w:val="22"/>
+        </w:rPr>
+        <w:t xml:space="preserve">input for everything in </w:t>
+      </w:r>
+      <w:r>
+        <w:rPr>
+          <w:rFonts w:ascii="Calibri" w:hAnsi="Calibri"/>
+          <w:b/>
+          <w:color w:val="111111"/>
+          <w:sz w:val="22"/>
+        </w:rPr>
+        <w:t>§18 — the Career Readiness Stack™</w:t>
+      </w:r>
+      <w:r>
+        <w:rPr>
+          <w:rFonts w:ascii="Calibri" w:hAnsi="Calibri"/>
+          <w:b w:val="0"/>
+          <w:color w:val="111111"/>
+          <w:sz w:val="22"/>
+        </w:rPr>
+        <w:t>: the fit percentage, the Recruiter</w:t>
+      </w:r>
+    </w:p>
+    <w:p>
+      <w:r>
+        <w:rPr>
+          <w:rFonts w:ascii="Calibri" w:hAnsi="Calibri"/>
+          <w:b w:val="0"/>
+          <w:color w:val="111111"/>
+          <w:sz w:val="22"/>
+        </w:rPr>
+        <w:t>Lens, the generated assessment, the learning path and its job-ready date, the interview rehearsal</w:t>
+      </w:r>
+    </w:p>
+    <w:p>
+      <w:r>
+        <w:rPr>
+          <w:rFonts w:ascii="Calibri" w:hAnsi="Calibri"/>
+          <w:b w:val="0"/>
+          <w:color w:val="111111"/>
+          <w:sz w:val="22"/>
+        </w:rPr>
+        <w:t>script, and the application tracker that measures whether any of it worked.</w:t>
+      </w:r>
+    </w:p>
+    <w:p>
+      <w:r>
+        <w:rPr>
+          <w:rFonts w:ascii="Calibri" w:hAnsi="Calibri"/>
+          <w:b/>
+          <w:color w:val="111111"/>
+          <w:sz w:val="22"/>
+        </w:rPr>
         <w:t>YC framing:</w:t>
       </w:r>
       <w:r>
@@ -3180,7 +3262,3050 @@
           <w:color w:val="000000"/>
           <w:sz w:val="30"/>
         </w:rPr>
-        <w:t>18. At a glance — us vs. everyone</w:t>
+        <w:t>18. The Career Readiness Stack™ — from "what do I need?" to "I got the offer"</w:t>
+      </w:r>
+    </w:p>
+    <w:p>
+      <w:r>
+        <w:rPr>
+          <w:rFonts w:ascii="Calibri" w:hAnsi="Calibri"/>
+          <w:b w:val="0"/>
+          <w:color w:val="111111"/>
+          <w:sz w:val="22"/>
+        </w:rPr>
+        <w:t>Career Autopilot used to answer one question and stop. It now anchors a closed loop: **measure the</w:t>
+      </w:r>
+    </w:p>
+    <w:p>
+      <w:r>
+        <w:rPr>
+          <w:rFonts w:ascii="Calibri" w:hAnsi="Calibri"/>
+          <w:b w:val="0"/>
+          <w:color w:val="111111"/>
+          <w:sz w:val="22"/>
+        </w:rPr>
+        <w:t>match → name the gaps → test the gaps → close the gaps → rehearse the interview → track the</w:t>
+      </w:r>
+    </w:p>
+    <w:p>
+      <w:r>
+        <w:rPr>
+          <w:rFonts w:ascii="Calibri" w:hAnsi="Calibri"/>
+          <w:b w:val="0"/>
+          <w:color w:val="111111"/>
+          <w:sz w:val="22"/>
+        </w:rPr>
+        <w:t>applications.** Seven capabilities, three screens (</w:t>
+      </w:r>
+      <w:r>
+        <w:rPr>
+          <w:rFonts w:ascii="Consolas" w:hAnsi="Consolas"/>
+          <w:color w:val="333333"/>
+          <w:sz w:val="20"/>
+        </w:rPr>
+        <w:t>/autopilot</w:t>
+      </w:r>
+      <w:r>
+        <w:rPr>
+          <w:rFonts w:ascii="Calibri" w:hAnsi="Calibri"/>
+          <w:b w:val="0"/>
+          <w:color w:val="111111"/>
+          <w:sz w:val="22"/>
+        </w:rPr>
+        <w:t xml:space="preserve">, </w:t>
+      </w:r>
+      <w:r>
+        <w:rPr>
+          <w:rFonts w:ascii="Consolas" w:hAnsi="Consolas"/>
+          <w:color w:val="333333"/>
+          <w:sz w:val="20"/>
+        </w:rPr>
+        <w:t>/interview</w:t>
+      </w:r>
+      <w:r>
+        <w:rPr>
+          <w:rFonts w:ascii="Calibri" w:hAnsi="Calibri"/>
+          <w:b w:val="0"/>
+          <w:color w:val="111111"/>
+          <w:sz w:val="22"/>
+        </w:rPr>
+        <w:t xml:space="preserve">, </w:t>
+      </w:r>
+      <w:r>
+        <w:rPr>
+          <w:rFonts w:ascii="Consolas" w:hAnsi="Consolas"/>
+          <w:color w:val="333333"/>
+          <w:sz w:val="20"/>
+        </w:rPr>
+        <w:t>/pipeline</w:t>
+      </w:r>
+      <w:r>
+        <w:rPr>
+          <w:rFonts w:ascii="Calibri" w:hAnsi="Calibri"/>
+          <w:b w:val="0"/>
+          <w:color w:val="111111"/>
+          <w:sz w:val="22"/>
+        </w:rPr>
+        <w:t>), and</w:t>
+      </w:r>
+    </w:p>
+    <w:p>
+      <w:r>
+        <w:rPr>
+          <w:rFonts w:ascii="Calibri" w:hAnsi="Calibri"/>
+          <w:b w:val="0"/>
+          <w:color w:val="111111"/>
+          <w:sz w:val="22"/>
+        </w:rPr>
+        <w:t>every number on them is reproducible.</w:t>
+      </w:r>
+    </w:p>
+    <w:p>
+      <w:pPr>
+        <w:pStyle w:val="Heading2"/>
+      </w:pPr>
+      <w:r>
+        <w:rPr>
+          <w:rFonts w:ascii="Calibri" w:hAnsi="Calibri"/>
+          <w:b/>
+          <w:color w:val="000000"/>
+          <w:sz w:val="25"/>
+        </w:rPr>
+        <w:t>18.1 Skill Match &amp; Fit Percentage™</w:t>
+      </w:r>
+    </w:p>
+    <w:p>
+      <w:r>
+        <w:rPr>
+          <w:rFonts w:ascii="Calibri" w:hAnsi="Calibri"/>
+          <w:b w:val="0"/>
+          <w:color w:val="111111"/>
+          <w:sz w:val="22"/>
+        </w:rPr>
+        <w:t xml:space="preserve">A single headline readiness score — </w:t>
+      </w:r>
+      <w:r>
+        <w:rPr>
+          <w:rFonts w:ascii="Calibri" w:hAnsi="Calibri"/>
+          <w:i/>
+          <w:color w:val="111111"/>
+          <w:sz w:val="22"/>
+        </w:rPr>
+        <w:t>"85% match"</w:t>
+      </w:r>
+      <w:r>
+        <w:rPr>
+          <w:rFonts w:ascii="Calibri" w:hAnsi="Calibri"/>
+          <w:b w:val="0"/>
+          <w:color w:val="111111"/>
+          <w:sz w:val="22"/>
+        </w:rPr>
+        <w:t xml:space="preserve"> — plus a four-way breakdown, all computed from</w:t>
+      </w:r>
+    </w:p>
+    <w:p>
+      <w:r>
+        <w:rPr>
+          <w:rFonts w:ascii="Calibri" w:hAnsi="Calibri"/>
+          <w:b w:val="0"/>
+          <w:color w:val="111111"/>
+          <w:sz w:val="22"/>
+        </w:rPr>
+        <w:t xml:space="preserve">the candidate's </w:t>
+      </w:r>
+      <w:r>
+        <w:rPr>
+          <w:rFonts w:ascii="Calibri" w:hAnsi="Calibri"/>
+          <w:b/>
+          <w:color w:val="111111"/>
+          <w:sz w:val="22"/>
+        </w:rPr>
+        <w:t>verified</w:t>
+      </w:r>
+      <w:r>
+        <w:rPr>
+          <w:rFonts w:ascii="Calibri" w:hAnsi="Calibri"/>
+          <w:b w:val="0"/>
+          <w:color w:val="111111"/>
+          <w:sz w:val="22"/>
+        </w:rPr>
+        <w:t xml:space="preserve"> Capability Matrix rather than from self-declared skills.</w:t>
+      </w:r>
+    </w:p>
+    <w:p>
+      <w:pPr>
+        <w:pStyle w:val="ListBullet"/>
+      </w:pPr>
+      <w:r>
+        <w:rPr>
+          <w:rFonts w:ascii="Calibri" w:hAnsi="Calibri"/>
+          <w:b w:val="0"/>
+          <w:color w:val="111111"/>
+          <w:sz w:val="22"/>
+        </w:rPr>
+        <w:t xml:space="preserve">Every extracted requirement carries an </w:t>
+      </w:r>
+      <w:r>
+        <w:rPr>
+          <w:rFonts w:ascii="Consolas" w:hAnsi="Consolas"/>
+          <w:color w:val="333333"/>
+          <w:sz w:val="20"/>
+        </w:rPr>
+        <w:t>importance</w:t>
+      </w:r>
+      <w:r>
+        <w:rPr>
+          <w:rFonts w:ascii="Calibri" w:hAnsi="Calibri"/>
+          <w:b w:val="0"/>
+          <w:color w:val="111111"/>
+          <w:sz w:val="22"/>
+        </w:rPr>
+        <w:t xml:space="preserve"> (1–5) and a </w:t>
+      </w:r>
+      <w:r>
+        <w:rPr>
+          <w:rFonts w:ascii="Consolas" w:hAnsi="Consolas"/>
+          <w:color w:val="333333"/>
+          <w:sz w:val="20"/>
+        </w:rPr>
+        <w:t>tier</w:t>
+      </w:r>
+      <w:r>
+        <w:rPr>
+          <w:rFonts w:ascii="Calibri" w:hAnsi="Calibri"/>
+          <w:b w:val="0"/>
+          <w:color w:val="111111"/>
+          <w:sz w:val="22"/>
+        </w:rPr>
+        <w:t xml:space="preserve"> (</w:t>
+      </w:r>
+      <w:r>
+        <w:rPr>
+          <w:rFonts w:ascii="Consolas" w:hAnsi="Consolas"/>
+          <w:color w:val="333333"/>
+          <w:sz w:val="20"/>
+        </w:rPr>
+        <w:t>primary</w:t>
+      </w:r>
+      <w:r>
+        <w:rPr>
+          <w:rFonts w:ascii="Calibri" w:hAnsi="Calibri"/>
+          <w:b w:val="0"/>
+          <w:color w:val="111111"/>
+          <w:sz w:val="22"/>
+        </w:rPr>
+        <w:t xml:space="preserve"> must-have /</w:t>
+      </w:r>
+    </w:p>
+    <w:p>
+      <w:r>
+        <w:rPr>
+          <w:rFonts w:ascii="Consolas" w:hAnsi="Consolas"/>
+          <w:color w:val="333333"/>
+          <w:sz w:val="20"/>
+        </w:rPr>
+        <w:t>secondary</w:t>
+      </w:r>
+      <w:r>
+        <w:rPr>
+          <w:rFonts w:ascii="Calibri" w:hAnsi="Calibri"/>
+          <w:b w:val="0"/>
+          <w:color w:val="111111"/>
+          <w:sz w:val="22"/>
+        </w:rPr>
+        <w:t xml:space="preserve"> nice-to-have). Fit is </w:t>
+      </w:r>
+      <w:r>
+        <w:rPr>
+          <w:rFonts w:ascii="Calibri" w:hAnsi="Calibri"/>
+          <w:b/>
+          <w:color w:val="111111"/>
+          <w:sz w:val="22"/>
+        </w:rPr>
+        <w:t>weighted by both</w:t>
+      </w:r>
+      <w:r>
+        <w:rPr>
+          <w:rFonts w:ascii="Calibri" w:hAnsi="Calibri"/>
+          <w:b w:val="0"/>
+          <w:color w:val="111111"/>
+          <w:sz w:val="22"/>
+        </w:rPr>
+        <w:t>: a must-have counts double</w:t>
+      </w:r>
+    </w:p>
+    <w:p>
+      <w:r>
+        <w:rPr>
+          <w:rFonts w:ascii="Calibri" w:hAnsi="Calibri"/>
+          <w:b w:val="0"/>
+          <w:color w:val="111111"/>
+          <w:sz w:val="22"/>
+        </w:rPr>
+        <w:t>(</w:t>
+      </w:r>
+      <w:r>
+        <w:rPr>
+          <w:rFonts w:ascii="Consolas" w:hAnsi="Consolas"/>
+          <w:color w:val="333333"/>
+          <w:sz w:val="20"/>
+        </w:rPr>
+        <w:t>TIER_WEIGHT = { primary: 2, secondary: 1 }</w:t>
+      </w:r>
+      <w:r>
+        <w:rPr>
+          <w:rFonts w:ascii="Calibri" w:hAnsi="Calibri"/>
+          <w:b w:val="0"/>
+          <w:color w:val="111111"/>
+          <w:sz w:val="22"/>
+        </w:rPr>
+        <w:t>), then multiplied by importance.</w:t>
+      </w:r>
+    </w:p>
+    <w:p>
+      <w:pPr>
+        <w:pStyle w:val="ListBullet"/>
+      </w:pPr>
+      <w:r>
+        <w:rPr>
+          <w:rFonts w:ascii="Calibri" w:hAnsi="Calibri"/>
+          <w:b w:val="0"/>
+          <w:color w:val="111111"/>
+          <w:sz w:val="22"/>
+        </w:rPr>
+        <w:t xml:space="preserve">Reported five ways: </w:t>
+      </w:r>
+      <w:r>
+        <w:rPr>
+          <w:rFonts w:ascii="Consolas" w:hAnsi="Consolas"/>
+          <w:color w:val="333333"/>
+          <w:sz w:val="20"/>
+        </w:rPr>
+        <w:t>overall</w:t>
+      </w:r>
+      <w:r>
+        <w:rPr>
+          <w:rFonts w:ascii="Calibri" w:hAnsi="Calibri"/>
+          <w:b w:val="0"/>
+          <w:color w:val="111111"/>
+          <w:sz w:val="22"/>
+        </w:rPr>
+        <w:t xml:space="preserve">, </w:t>
+      </w:r>
+      <w:r>
+        <w:rPr>
+          <w:rFonts w:ascii="Consolas" w:hAnsi="Consolas"/>
+          <w:color w:val="333333"/>
+          <w:sz w:val="20"/>
+        </w:rPr>
+        <w:t>primary</w:t>
+      </w:r>
+      <w:r>
+        <w:rPr>
+          <w:rFonts w:ascii="Calibri" w:hAnsi="Calibri"/>
+          <w:b w:val="0"/>
+          <w:color w:val="111111"/>
+          <w:sz w:val="22"/>
+        </w:rPr>
+        <w:t xml:space="preserve">, </w:t>
+      </w:r>
+      <w:r>
+        <w:rPr>
+          <w:rFonts w:ascii="Consolas" w:hAnsi="Consolas"/>
+          <w:color w:val="333333"/>
+          <w:sz w:val="20"/>
+        </w:rPr>
+        <w:t>secondary</w:t>
+      </w:r>
+      <w:r>
+        <w:rPr>
+          <w:rFonts w:ascii="Calibri" w:hAnsi="Calibri"/>
+          <w:b w:val="0"/>
+          <w:color w:val="111111"/>
+          <w:sz w:val="22"/>
+        </w:rPr>
+        <w:t xml:space="preserve">, </w:t>
+      </w:r>
+      <w:r>
+        <w:rPr>
+          <w:rFonts w:ascii="Consolas" w:hAnsi="Consolas"/>
+          <w:color w:val="333333"/>
+          <w:sz w:val="20"/>
+        </w:rPr>
+        <w:t>technical</w:t>
+      </w:r>
+      <w:r>
+        <w:rPr>
+          <w:rFonts w:ascii="Calibri" w:hAnsi="Calibri"/>
+          <w:b w:val="0"/>
+          <w:color w:val="111111"/>
+          <w:sz w:val="22"/>
+        </w:rPr>
+        <w:t xml:space="preserve">, </w:t>
+      </w:r>
+      <w:r>
+        <w:rPr>
+          <w:rFonts w:ascii="Consolas" w:hAnsi="Consolas"/>
+          <w:color w:val="333333"/>
+          <w:sz w:val="20"/>
+        </w:rPr>
+        <w:t>soft</w:t>
+      </w:r>
+      <w:r>
+        <w:rPr>
+          <w:rFonts w:ascii="Calibri" w:hAnsi="Calibri"/>
+          <w:b w:val="0"/>
+          <w:color w:val="111111"/>
+          <w:sz w:val="22"/>
+        </w:rPr>
+        <w:t xml:space="preserve"> — so a student can</w:t>
+      </w:r>
+    </w:p>
+    <w:p>
+      <w:r>
+        <w:rPr>
+          <w:rFonts w:ascii="Calibri" w:hAnsi="Calibri"/>
+          <w:b w:val="0"/>
+          <w:color w:val="111111"/>
+          <w:sz w:val="22"/>
+        </w:rPr>
+        <w:t xml:space="preserve">see </w:t>
+      </w:r>
+      <w:r>
+        <w:rPr>
+          <w:rFonts w:ascii="Calibri" w:hAnsi="Calibri"/>
+          <w:i/>
+          <w:color w:val="111111"/>
+          <w:sz w:val="22"/>
+        </w:rPr>
+        <w:t>"92% on nice-to-haves but 41% on must-haves"</w:t>
+      </w:r>
+      <w:r>
+        <w:rPr>
+          <w:rFonts w:ascii="Calibri" w:hAnsi="Calibri"/>
+          <w:b w:val="0"/>
+          <w:color w:val="111111"/>
+          <w:sz w:val="22"/>
+        </w:rPr>
+        <w:t>, which is the pattern that actually costs</w:t>
+      </w:r>
+    </w:p>
+    <w:p>
+      <w:r>
+        <w:rPr>
+          <w:rFonts w:ascii="Calibri" w:hAnsi="Calibri"/>
+          <w:b w:val="0"/>
+          <w:color w:val="111111"/>
+          <w:sz w:val="22"/>
+        </w:rPr>
+        <w:t>offers.</w:t>
+      </w:r>
+    </w:p>
+    <w:p>
+      <w:pPr>
+        <w:pStyle w:val="ListBullet"/>
+      </w:pPr>
+      <w:r>
+        <w:rPr>
+          <w:rFonts w:ascii="Calibri" w:hAnsi="Calibri"/>
+          <w:b w:val="0"/>
+          <w:color w:val="111111"/>
+          <w:sz w:val="22"/>
+        </w:rPr>
+        <w:t xml:space="preserve">An unmeasured skill earns </w:t>
+      </w:r>
+      <w:r>
+        <w:rPr>
+          <w:rFonts w:ascii="Calibri" w:hAnsi="Calibri"/>
+          <w:b/>
+          <w:color w:val="111111"/>
+          <w:sz w:val="22"/>
+        </w:rPr>
+        <w:t>35% partial credit, not zero</w:t>
+      </w:r>
+      <w:r>
+        <w:rPr>
+          <w:rFonts w:ascii="Calibri" w:hAnsi="Calibri"/>
+          <w:b w:val="0"/>
+          <w:color w:val="111111"/>
+          <w:sz w:val="22"/>
+        </w:rPr>
+        <w:t xml:space="preserve"> (</w:t>
+      </w:r>
+      <w:r>
+        <w:rPr>
+          <w:rFonts w:ascii="Consolas" w:hAnsi="Consolas"/>
+          <w:color w:val="333333"/>
+          <w:sz w:val="20"/>
+        </w:rPr>
+        <w:t>UNMEASURED_PROXY = 0.35</w:t>
+      </w:r>
+      <w:r>
+        <w:rPr>
+          <w:rFonts w:ascii="Calibri" w:hAnsi="Calibri"/>
+          <w:b w:val="0"/>
+          <w:color w:val="111111"/>
+          <w:sz w:val="22"/>
+        </w:rPr>
+        <w:t>). The</w:t>
+      </w:r>
+    </w:p>
+    <w:p>
+      <w:r>
+        <w:rPr>
+          <w:rFonts w:ascii="Calibri" w:hAnsi="Calibri"/>
+          <w:b w:val="0"/>
+          <w:color w:val="111111"/>
+          <w:sz w:val="22"/>
+        </w:rPr>
+        <w:t>honest reading is "we have no evidence," not "you cannot do this" — and the ETA's confidence</w:t>
+      </w:r>
+    </w:p>
+    <w:p>
+      <w:r>
+        <w:rPr>
+          <w:rFonts w:ascii="Calibri" w:hAnsi="Calibri"/>
+          <w:b w:val="0"/>
+          <w:color w:val="111111"/>
+          <w:sz w:val="22"/>
+        </w:rPr>
+        <w:t>rating is derived from how much of the score rests on that proxy.</w:t>
+      </w:r>
+    </w:p>
+    <w:p>
+      <w:pPr>
+        <w:pStyle w:val="ListBullet"/>
+      </w:pPr>
+      <w:r>
+        <w:rPr>
+          <w:rFonts w:ascii="Consolas" w:hAnsi="Consolas"/>
+          <w:color w:val="333333"/>
+          <w:sz w:val="20"/>
+        </w:rPr>
+        <w:t>readiness</w:t>
+      </w:r>
+      <w:r>
+        <w:rPr>
+          <w:rFonts w:ascii="Calibri" w:hAnsi="Calibri"/>
+          <w:b w:val="0"/>
+          <w:color w:val="111111"/>
+          <w:sz w:val="22"/>
+        </w:rPr>
+        <w:t xml:space="preserve"> and </w:t>
+      </w:r>
+      <w:r>
+        <w:rPr>
+          <w:rFonts w:ascii="Consolas" w:hAnsi="Consolas"/>
+          <w:color w:val="333333"/>
+          <w:sz w:val="20"/>
+        </w:rPr>
+        <w:t>fit.overall</w:t>
+      </w:r>
+      <w:r>
+        <w:rPr>
+          <w:rFonts w:ascii="Calibri" w:hAnsi="Calibri"/>
+          <w:b w:val="0"/>
+          <w:color w:val="111111"/>
+          <w:sz w:val="22"/>
+        </w:rPr>
+        <w:t xml:space="preserve"> are the same number by construction, so the Skill Passport can</w:t>
+      </w:r>
+    </w:p>
+    <w:p>
+      <w:r>
+        <w:rPr>
+          <w:rFonts w:ascii="Calibri" w:hAnsi="Calibri"/>
+          <w:b w:val="0"/>
+          <w:color w:val="111111"/>
+          <w:sz w:val="22"/>
+        </w:rPr>
+        <w:t>never disagree with the Autopilot screen.</w:t>
+      </w:r>
+    </w:p>
+    <w:p>
+      <w:pPr>
+        <w:pStyle w:val="Heading2"/>
+      </w:pPr>
+      <w:r>
+        <w:rPr>
+          <w:rFonts w:ascii="Calibri" w:hAnsi="Calibri"/>
+          <w:b/>
+          <w:color w:val="000000"/>
+          <w:sz w:val="25"/>
+        </w:rPr>
+        <w:t>18.2 Gap Analysis™ — technical and soft, separated on purpose</w:t>
+      </w:r>
+    </w:p>
+    <w:p>
+      <w:r>
+        <w:rPr>
+          <w:rFonts w:ascii="Calibri" w:hAnsi="Calibri"/>
+          <w:b w:val="0"/>
+          <w:color w:val="111111"/>
+          <w:sz w:val="22"/>
+        </w:rPr>
+        <w:t>Each requirement is diffed against the live matrix into one of four statuses — **strong (≥70%),</w:t>
+      </w:r>
+    </w:p>
+    <w:p>
+      <w:r>
+        <w:rPr>
+          <w:rFonts w:ascii="Calibri" w:hAnsi="Calibri"/>
+          <w:b w:val="0"/>
+          <w:color w:val="111111"/>
+          <w:sz w:val="22"/>
+        </w:rPr>
+        <w:t>developing (≥45%), gap (&lt;45%), unmeasured (no attempts)** — and bucketed by kind using the</w:t>
+      </w:r>
+    </w:p>
+    <w:p>
+      <w:r>
+        <w:rPr>
+          <w:rFonts w:ascii="Calibri" w:hAnsi="Calibri"/>
+          <w:b w:val="0"/>
+          <w:color w:val="111111"/>
+          <w:sz w:val="22"/>
+        </w:rPr>
+        <w:t>platform taxonomy (</w:t>
+      </w:r>
+      <w:r>
+        <w:rPr>
+          <w:rFonts w:ascii="Consolas" w:hAnsi="Consolas"/>
+          <w:color w:val="333333"/>
+          <w:sz w:val="20"/>
+        </w:rPr>
+        <w:t>area === "soft_skills"</w:t>
+      </w:r>
+      <w:r>
+        <w:rPr>
+          <w:rFonts w:ascii="Calibri" w:hAnsi="Calibri"/>
+          <w:b w:val="0"/>
+          <w:color w:val="111111"/>
+          <w:sz w:val="22"/>
+        </w:rPr>
+        <w:t xml:space="preserve"> → soft, everything else → technical).</w:t>
+      </w:r>
+    </w:p>
+    <w:p>
+      <w:r>
+        <w:rPr>
+          <w:rFonts w:ascii="Calibri" w:hAnsi="Calibri"/>
+          <w:b w:val="0"/>
+          <w:color w:val="111111"/>
+          <w:sz w:val="22"/>
+        </w:rPr>
+        <w:t xml:space="preserve">The report ships </w:t>
+      </w:r>
+      <w:r>
+        <w:rPr>
+          <w:rFonts w:ascii="Consolas" w:hAnsi="Consolas"/>
+          <w:color w:val="333333"/>
+          <w:sz w:val="20"/>
+        </w:rPr>
+        <w:t>counts</w:t>
+      </w:r>
+      <w:r>
+        <w:rPr>
+          <w:rFonts w:ascii="Calibri" w:hAnsi="Calibri"/>
+          <w:b w:val="0"/>
+          <w:color w:val="111111"/>
+          <w:sz w:val="22"/>
+        </w:rPr>
+        <w:t xml:space="preserve"> (per status), </w:t>
+      </w:r>
+      <w:r>
+        <w:rPr>
+          <w:rFonts w:ascii="Consolas" w:hAnsi="Consolas"/>
+          <w:color w:val="333333"/>
+          <w:sz w:val="20"/>
+        </w:rPr>
+        <w:t>kindCounts</w:t>
+      </w:r>
+      <w:r>
+        <w:rPr>
+          <w:rFonts w:ascii="Calibri" w:hAnsi="Calibri"/>
+          <w:b w:val="0"/>
+          <w:color w:val="111111"/>
+          <w:sz w:val="22"/>
+        </w:rPr>
+        <w:t xml:space="preserve"> (status × kind), and </w:t>
+      </w:r>
+      <w:r>
+        <w:rPr>
+          <w:rFonts w:ascii="Consolas" w:hAnsi="Consolas"/>
+          <w:color w:val="333333"/>
+          <w:sz w:val="20"/>
+        </w:rPr>
+        <w:t>missing.technical</w:t>
+      </w:r>
+      <w:r>
+        <w:rPr>
+          <w:rFonts w:ascii="Calibri" w:hAnsi="Calibri"/>
+          <w:b w:val="0"/>
+          <w:color w:val="111111"/>
+          <w:sz w:val="22"/>
+        </w:rPr>
+        <w:t xml:space="preserve"> /</w:t>
+      </w:r>
+    </w:p>
+    <w:p>
+      <w:r>
+        <w:rPr>
+          <w:rFonts w:ascii="Consolas" w:hAnsi="Consolas"/>
+          <w:color w:val="333333"/>
+          <w:sz w:val="20"/>
+        </w:rPr>
+        <w:t>missing.soft</w:t>
+      </w:r>
+      <w:r>
+        <w:rPr>
+          <w:rFonts w:ascii="Calibri" w:hAnsi="Calibri"/>
+          <w:b w:val="0"/>
+          <w:color w:val="111111"/>
+          <w:sz w:val="22"/>
+        </w:rPr>
+        <w:t xml:space="preserve"> name lists. Splitting them matters because the fix is different: a technical gap</w:t>
+      </w:r>
+    </w:p>
+    <w:p>
+      <w:r>
+        <w:rPr>
+          <w:rFonts w:ascii="Calibri" w:hAnsi="Calibri"/>
+          <w:b w:val="0"/>
+          <w:color w:val="111111"/>
+          <w:sz w:val="22"/>
+        </w:rPr>
+        <w:t>needs study hours, a soft gap needs rehearsal out loud. Treating "communication" as one more</w:t>
+      </w:r>
+    </w:p>
+    <w:p>
+      <w:r>
+        <w:rPr>
+          <w:rFonts w:ascii="Calibri" w:hAnsi="Calibri"/>
+          <w:b w:val="0"/>
+          <w:color w:val="111111"/>
+          <w:sz w:val="22"/>
+        </w:rPr>
+        <w:t>bullet in a study list is why generic gap tools fail.</w:t>
+      </w:r>
+    </w:p>
+    <w:p>
+      <w:pPr>
+        <w:pStyle w:val="Heading2"/>
+      </w:pPr>
+      <w:r>
+        <w:rPr>
+          <w:rFonts w:ascii="Calibri" w:hAnsi="Calibri"/>
+          <w:b/>
+          <w:color w:val="000000"/>
+          <w:sz w:val="25"/>
+        </w:rPr>
+        <w:t>18.3 Recruiter Lens™ — the screen-out risk, named</w:t>
+      </w:r>
+    </w:p>
+    <w:p>
+      <w:r>
+        <w:rPr>
+          <w:rFonts w:ascii="Calibri" w:hAnsi="Calibri"/>
+          <w:b w:val="0"/>
+          <w:color w:val="111111"/>
+          <w:sz w:val="22"/>
+        </w:rPr>
+        <w:t xml:space="preserve">Nobody tells a candidate </w:t>
+      </w:r>
+      <w:r>
+        <w:rPr>
+          <w:rFonts w:ascii="Calibri" w:hAnsi="Calibri"/>
+          <w:i/>
+          <w:color w:val="111111"/>
+          <w:sz w:val="22"/>
+        </w:rPr>
+        <w:t>why</w:t>
+      </w:r>
+      <w:r>
+        <w:rPr>
+          <w:rFonts w:ascii="Calibri" w:hAnsi="Calibri"/>
+          <w:b w:val="0"/>
+          <w:color w:val="111111"/>
+          <w:sz w:val="22"/>
+        </w:rPr>
+        <w:t xml:space="preserve"> an application stalls. The Lens reads the same gap report the way a</w:t>
+      </w:r>
+    </w:p>
+    <w:p>
+      <w:r>
+        <w:rPr>
+          <w:rFonts w:ascii="Calibri" w:hAnsi="Calibri"/>
+          <w:b w:val="0"/>
+          <w:color w:val="111111"/>
+          <w:sz w:val="22"/>
+        </w:rPr>
+        <w:t>first-pass recruiter would and returns exactly three sentences, deterministically:</w:t>
+      </w:r>
+    </w:p>
+    <w:p>
+      <w:pPr>
+        <w:pStyle w:val="ListBullet"/>
+      </w:pPr>
+      <w:r>
+        <w:rPr>
+          <w:rFonts w:ascii="Calibri" w:hAnsi="Calibri"/>
+          <w:b/>
+          <w:color w:val="111111"/>
+          <w:sz w:val="22"/>
+        </w:rPr>
+        <w:t>First impression</w:t>
+      </w:r>
+      <w:r>
+        <w:rPr>
+          <w:rFonts w:ascii="Calibri" w:hAnsi="Calibri"/>
+          <w:b w:val="0"/>
+          <w:color w:val="111111"/>
+          <w:sz w:val="22"/>
+        </w:rPr>
+        <w:t xml:space="preserve"> — banded at 80 / 60 / 40, so *"Strong match — 85% of the weighted</w:t>
+      </w:r>
+    </w:p>
+    <w:p>
+      <w:r>
+        <w:rPr>
+          <w:rFonts w:ascii="Calibri" w:hAnsi="Calibri"/>
+          <w:b w:val="0"/>
+          <w:color w:val="111111"/>
+          <w:sz w:val="22"/>
+        </w:rPr>
+        <w:t>requirements are backed by measured skill"</w:t>
+      </w:r>
+      <w:r>
+        <w:rPr>
+          <w:rFonts w:ascii="Calibri" w:hAnsi="Calibri"/>
+          <w:i/>
+          <w:color w:val="111111"/>
+          <w:sz w:val="22"/>
+        </w:rPr>
+        <w:t xml:space="preserve"> versus </w:t>
+      </w:r>
+      <w:r>
+        <w:rPr>
+          <w:rFonts w:ascii="Calibri" w:hAnsi="Calibri"/>
+          <w:b w:val="0"/>
+          <w:color w:val="111111"/>
+          <w:sz w:val="22"/>
+        </w:rPr>
+        <w:t>"Early-stage match at 31% … this role is a</w:t>
+      </w:r>
+    </w:p>
+    <w:p>
+      <w:r>
+        <w:rPr>
+          <w:rFonts w:ascii="Calibri" w:hAnsi="Calibri"/>
+          <w:b w:val="0"/>
+          <w:color w:val="111111"/>
+          <w:sz w:val="22"/>
+        </w:rPr>
+        <w:t>stretch target."*</w:t>
+      </w:r>
+    </w:p>
+    <w:p>
+      <w:pPr>
+        <w:pStyle w:val="ListBullet"/>
+      </w:pPr>
+      <w:r>
+        <w:rPr>
+          <w:rFonts w:ascii="Calibri" w:hAnsi="Calibri"/>
+          <w:b/>
+          <w:color w:val="111111"/>
+          <w:sz w:val="22"/>
+        </w:rPr>
+        <w:t>Screen-out risk</w:t>
+      </w:r>
+      <w:r>
+        <w:rPr>
+          <w:rFonts w:ascii="Calibri" w:hAnsi="Calibri"/>
+          <w:b w:val="0"/>
+          <w:color w:val="111111"/>
+          <w:sz w:val="22"/>
+        </w:rPr>
+        <w:t xml:space="preserve"> — the single worst non-strong must-have, because that is what an ATS filter</w:t>
+      </w:r>
+    </w:p>
+    <w:p>
+      <w:r>
+        <w:rPr>
+          <w:rFonts w:ascii="Calibri" w:hAnsi="Calibri"/>
+          <w:b w:val="0"/>
+          <w:color w:val="111111"/>
+          <w:sz w:val="22"/>
+        </w:rPr>
+        <w:t>or a first-round interviewer actually keys on: *"'Distributed Systems' is listed as a must-have</w:t>
+      </w:r>
+    </w:p>
+    <w:p>
+      <w:r>
+        <w:rPr>
+          <w:rFonts w:ascii="Calibri" w:hAnsi="Calibri"/>
+          <w:b w:val="0"/>
+          <w:color w:val="111111"/>
+          <w:sz w:val="22"/>
+        </w:rPr>
+        <w:t>and currently reads as unmeasured with no measured evidence."*</w:t>
+      </w:r>
+    </w:p>
+    <w:p>
+      <w:pPr>
+        <w:pStyle w:val="ListBullet"/>
+      </w:pPr>
+      <w:r>
+        <w:rPr>
+          <w:rFonts w:ascii="Calibri" w:hAnsi="Calibri"/>
+          <w:b/>
+          <w:color w:val="111111"/>
+          <w:sz w:val="22"/>
+        </w:rPr>
+        <w:t>Single fix</w:t>
+      </w:r>
+      <w:r>
+        <w:rPr>
+          <w:rFonts w:ascii="Calibri" w:hAnsi="Calibri"/>
+          <w:b w:val="0"/>
+          <w:color w:val="111111"/>
+          <w:sz w:val="22"/>
+        </w:rPr>
+        <w:t xml:space="preserve"> — the highest-leverage skill to close first, ranked </w:t>
+      </w:r>
+      <w:r>
+        <w:rPr>
+          <w:rFonts w:ascii="Consolas" w:hAnsi="Consolas"/>
+          <w:color w:val="333333"/>
+          <w:sz w:val="20"/>
+        </w:rPr>
+        <w:t>primary &gt; gap &gt; importance</w:t>
+      </w:r>
+      <w:r>
+        <w:rPr>
+          <w:rFonts w:ascii="Calibri" w:hAnsi="Calibri"/>
+          <w:b w:val="0"/>
+          <w:color w:val="111111"/>
+          <w:sz w:val="22"/>
+        </w:rPr>
+        <w:t>,</w:t>
+      </w:r>
+    </w:p>
+    <w:p>
+      <w:r>
+        <w:rPr>
+          <w:rFonts w:ascii="Calibri" w:hAnsi="Calibri"/>
+          <w:b w:val="0"/>
+          <w:color w:val="111111"/>
+          <w:sz w:val="22"/>
+        </w:rPr>
+        <w:t>with the reason stated so the student trusts the ordering.</w:t>
+      </w:r>
+    </w:p>
+    <w:p>
+      <w:r>
+        <w:rPr>
+          <w:rFonts w:ascii="Calibri" w:hAnsi="Calibri"/>
+          <w:b w:val="0"/>
+          <w:color w:val="111111"/>
+          <w:sz w:val="22"/>
+        </w:rPr>
+        <w:t>When every must-have is strong the Lens says so and pivots to depth — it never invents a problem</w:t>
+      </w:r>
+    </w:p>
+    <w:p>
+      <w:r>
+        <w:rPr>
+          <w:rFonts w:ascii="Calibri" w:hAnsi="Calibri"/>
+          <w:b w:val="0"/>
+          <w:color w:val="111111"/>
+          <w:sz w:val="22"/>
+        </w:rPr>
+        <w:t>to look useful.</w:t>
+      </w:r>
+    </w:p>
+    <w:p>
+      <w:pPr>
+        <w:pStyle w:val="Heading2"/>
+      </w:pPr>
+      <w:r>
+        <w:rPr>
+          <w:rFonts w:ascii="Calibri" w:hAnsi="Calibri"/>
+          <w:b/>
+          <w:color w:val="000000"/>
+          <w:sz w:val="25"/>
+        </w:rPr>
+        <w:t>18.4 Automated Assessment Generator™ — probes aimed at the gaps, not at general knowledge</w:t>
+      </w:r>
+    </w:p>
+    <w:p>
+      <w:r>
+        <w:rPr>
+          <w:rFonts w:ascii="Consolas" w:hAnsi="Consolas"/>
+          <w:color w:val="333333"/>
+          <w:sz w:val="20"/>
+        </w:rPr>
+        <w:t>POST /premium/autopilot/assessment</w:t>
+      </w:r>
+      <w:r>
+        <w:rPr>
+          <w:rFonts w:ascii="Calibri" w:hAnsi="Calibri"/>
+          <w:b w:val="0"/>
+          <w:color w:val="111111"/>
+          <w:sz w:val="22"/>
+        </w:rPr>
+        <w:t xml:space="preserve"> turns the stored gap report into a 3–12 item suite where</w:t>
+      </w:r>
+    </w:p>
+    <w:p>
+      <w:r>
+        <w:rPr>
+          <w:rFonts w:ascii="Calibri" w:hAnsi="Calibri"/>
+          <w:b/>
+          <w:color w:val="111111"/>
+          <w:sz w:val="22"/>
+        </w:rPr>
+        <w:t>each item targets exactly one weak requirement</w:t>
+      </w:r>
+      <w:r>
+        <w:rPr>
+          <w:rFonts w:ascii="Calibri" w:hAnsi="Calibri"/>
+          <w:b w:val="0"/>
+          <w:color w:val="111111"/>
+          <w:sz w:val="22"/>
+        </w:rPr>
+        <w:t>, so a score on the suite is a score on the gaps.</w:t>
+      </w:r>
+    </w:p>
+    <w:p>
+      <w:pPr>
+        <w:pStyle w:val="ListBullet"/>
+      </w:pPr>
+      <w:r>
+        <w:rPr>
+          <w:rFonts w:ascii="Calibri" w:hAnsi="Calibri"/>
+          <w:b w:val="0"/>
+          <w:color w:val="111111"/>
+          <w:sz w:val="22"/>
+        </w:rPr>
+        <w:t xml:space="preserve">Target selection ranks </w:t>
+      </w:r>
+      <w:r>
+        <w:rPr>
+          <w:rFonts w:ascii="Consolas" w:hAnsi="Consolas"/>
+          <w:color w:val="333333"/>
+          <w:sz w:val="20"/>
+        </w:rPr>
+        <w:t>primary(100) + gap(50)/unmeasured(30)/other(10) + importance×3</w:t>
+      </w:r>
+      <w:r>
+        <w:rPr>
+          <w:rFonts w:ascii="Calibri" w:hAnsi="Calibri"/>
+          <w:b w:val="0"/>
+          <w:color w:val="111111"/>
+          <w:sz w:val="22"/>
+        </w:rPr>
+        <w:t>, takes</w:t>
+      </w:r>
+    </w:p>
+    <w:p>
+      <w:r>
+        <w:rPr>
+          <w:rFonts w:ascii="Calibri" w:hAnsi="Calibri"/>
+          <w:b w:val="0"/>
+          <w:color w:val="111111"/>
+          <w:sz w:val="22"/>
+        </w:rPr>
+        <w:t>the weakest first, and pads a thin report from four universal competencies so a JD matching only</w:t>
+      </w:r>
+    </w:p>
+    <w:p>
+      <w:r>
+        <w:rPr>
+          <w:rFonts w:ascii="Calibri" w:hAnsi="Calibri"/>
+          <w:b w:val="0"/>
+          <w:color w:val="111111"/>
+          <w:sz w:val="22"/>
+        </w:rPr>
+        <w:t>two taxonomy skills still yields a valid suite instead of an error.</w:t>
+      </w:r>
+    </w:p>
+    <w:p>
+      <w:pPr>
+        <w:pStyle w:val="ListBullet"/>
+      </w:pPr>
+      <w:r>
+        <w:rPr>
+          <w:rFonts w:ascii="Calibri" w:hAnsi="Calibri"/>
+          <w:b w:val="0"/>
+          <w:color w:val="111111"/>
+          <w:sz w:val="22"/>
+        </w:rPr>
+        <w:t xml:space="preserve">Three item types chosen by what actually measures the skill: </w:t>
+      </w:r>
+      <w:r>
+        <w:rPr>
+          <w:rFonts w:ascii="Calibri" w:hAnsi="Calibri"/>
+          <w:b/>
+          <w:color w:val="111111"/>
+          <w:sz w:val="22"/>
+        </w:rPr>
+        <w:t>quiz</w:t>
+      </w:r>
+      <w:r>
+        <w:rPr>
+          <w:rFonts w:ascii="Calibri" w:hAnsi="Calibri"/>
+          <w:b w:val="0"/>
+          <w:color w:val="111111"/>
+          <w:sz w:val="22"/>
+        </w:rPr>
+        <w:t xml:space="preserve"> (single correct answer,</w:t>
+      </w:r>
+    </w:p>
+    <w:p>
+      <w:r>
+        <w:rPr>
+          <w:rFonts w:ascii="Calibri" w:hAnsi="Calibri"/>
+          <w:b w:val="0"/>
+          <w:color w:val="111111"/>
+          <w:sz w:val="22"/>
+        </w:rPr>
+        <w:t xml:space="preserve">2–5 options + </w:t>
+      </w:r>
+      <w:r>
+        <w:rPr>
+          <w:rFonts w:ascii="Consolas" w:hAnsi="Consolas"/>
+          <w:color w:val="333333"/>
+          <w:sz w:val="20"/>
+        </w:rPr>
+        <w:t>correctIndex</w:t>
+      </w:r>
+      <w:r>
+        <w:rPr>
+          <w:rFonts w:ascii="Calibri" w:hAnsi="Calibri"/>
+          <w:b w:val="0"/>
+          <w:color w:val="111111"/>
+          <w:sz w:val="22"/>
+        </w:rPr>
+        <w:t xml:space="preserve"> + rationale), </w:t>
+      </w:r>
+      <w:r>
+        <w:rPr>
+          <w:rFonts w:ascii="Calibri" w:hAnsi="Calibri"/>
+          <w:b/>
+          <w:color w:val="111111"/>
+          <w:sz w:val="22"/>
+        </w:rPr>
+        <w:t>coding</w:t>
+      </w:r>
+      <w:r>
+        <w:rPr>
+          <w:rFonts w:ascii="Calibri" w:hAnsi="Calibri"/>
+          <w:b w:val="0"/>
+          <w:color w:val="111111"/>
+          <w:sz w:val="22"/>
+        </w:rPr>
+        <w:t xml:space="preserve"> (build something, 1–4 observable rubric</w:t>
+      </w:r>
+    </w:p>
+    <w:p>
+      <w:r>
+        <w:rPr>
+          <w:rFonts w:ascii="Calibri" w:hAnsi="Calibri"/>
+          <w:b w:val="0"/>
+          <w:color w:val="111111"/>
+          <w:sz w:val="22"/>
+        </w:rPr>
+        <w:t xml:space="preserve">criteria), </w:t>
+      </w:r>
+      <w:r>
+        <w:rPr>
+          <w:rFonts w:ascii="Calibri" w:hAnsi="Calibri"/>
+          <w:b/>
+          <w:color w:val="111111"/>
+          <w:sz w:val="22"/>
+        </w:rPr>
+        <w:t>interview</w:t>
+      </w:r>
+      <w:r>
+        <w:rPr>
+          <w:rFonts w:ascii="Calibri" w:hAnsi="Calibri"/>
+          <w:b w:val="0"/>
+          <w:color w:val="111111"/>
+          <w:sz w:val="22"/>
+        </w:rPr>
+        <w:t xml:space="preserve"> (soft skills and design judgement, rubric-scored).</w:t>
+      </w:r>
+    </w:p>
+    <w:p>
+      <w:pPr>
+        <w:pStyle w:val="ListBullet"/>
+      </w:pPr>
+      <w:r>
+        <w:rPr>
+          <w:rFonts w:ascii="Calibri" w:hAnsi="Calibri"/>
+          <w:b w:val="0"/>
+          <w:color w:val="111111"/>
+          <w:sz w:val="22"/>
+        </w:rPr>
+        <w:t xml:space="preserve">Gemini is instructed to </w:t>
+      </w:r>
+      <w:r>
+        <w:rPr>
+          <w:rFonts w:ascii="Calibri" w:hAnsi="Calibri"/>
+          <w:b/>
+          <w:color w:val="111111"/>
+          <w:sz w:val="22"/>
+        </w:rPr>
+        <w:t>vary the correct option position</w:t>
+      </w:r>
+      <w:r>
+        <w:rPr>
+          <w:rFonts w:ascii="Calibri" w:hAnsi="Calibri"/>
+          <w:b w:val="0"/>
+          <w:color w:val="111111"/>
+          <w:sz w:val="22"/>
+        </w:rPr>
+        <w:t xml:space="preserve"> and its output is then de-duplicated</w:t>
+      </w:r>
+    </w:p>
+    <w:p>
+      <w:r>
+        <w:rPr>
+          <w:rFonts w:ascii="Calibri" w:hAnsi="Calibri"/>
+          <w:b w:val="0"/>
+          <w:color w:val="111111"/>
+          <w:sz w:val="22"/>
+        </w:rPr>
+        <w:t>by skill and normalized: a quiz returned without usable options is downgraded to a rubric-scored</w:t>
+      </w:r>
+    </w:p>
+    <w:p>
+      <w:r>
+        <w:rPr>
+          <w:rFonts w:ascii="Calibri" w:hAnsi="Calibri"/>
+          <w:b w:val="0"/>
+          <w:color w:val="111111"/>
+          <w:sz w:val="22"/>
+        </w:rPr>
+        <w:t>interview question rather than discarded, and a suite that collapses below the schema minimum</w:t>
+      </w:r>
+    </w:p>
+    <w:p>
+      <w:r>
+        <w:rPr>
+          <w:rFonts w:ascii="Calibri" w:hAnsi="Calibri"/>
+          <w:b w:val="0"/>
+          <w:color w:val="111111"/>
+          <w:sz w:val="22"/>
+        </w:rPr>
+        <w:t>falls back to the curated bank (19 skill-specific probes + 4 area templates) instead of</w:t>
+      </w:r>
+    </w:p>
+    <w:p>
+      <w:r>
+        <w:rPr>
+          <w:rFonts w:ascii="Calibri" w:hAnsi="Calibri"/>
+          <w:b w:val="0"/>
+          <w:color w:val="111111"/>
+          <w:sz w:val="22"/>
+        </w:rPr>
+        <w:t>persisting something short.</w:t>
+      </w:r>
+    </w:p>
+    <w:p>
+      <w:pPr>
+        <w:pStyle w:val="ListBullet"/>
+      </w:pPr>
+      <w:r>
+        <w:rPr>
+          <w:rFonts w:ascii="Calibri" w:hAnsi="Calibri"/>
+          <w:b w:val="0"/>
+          <w:color w:val="111111"/>
+          <w:sz w:val="22"/>
+        </w:rPr>
+        <w:t xml:space="preserve">Every suite is persisted on the plan with its own </w:t>
+      </w:r>
+      <w:r>
+        <w:rPr>
+          <w:rFonts w:ascii="Consolas" w:hAnsi="Consolas"/>
+          <w:color w:val="333333"/>
+          <w:sz w:val="20"/>
+        </w:rPr>
+        <w:t>source</w:t>
+      </w:r>
+      <w:r>
+        <w:rPr>
+          <w:rFonts w:ascii="Calibri" w:hAnsi="Calibri"/>
+          <w:b w:val="0"/>
+          <w:color w:val="111111"/>
+          <w:sz w:val="22"/>
+        </w:rPr>
+        <w:t xml:space="preserve"> (</w:t>
+      </w:r>
+      <w:r>
+        <w:rPr>
+          <w:rFonts w:ascii="Consolas" w:hAnsi="Consolas"/>
+          <w:color w:val="333333"/>
+          <w:sz w:val="20"/>
+        </w:rPr>
+        <w:t>ai</w:t>
+      </w:r>
+      <w:r>
+        <w:rPr>
+          <w:rFonts w:ascii="Calibri" w:hAnsi="Calibri"/>
+          <w:b w:val="0"/>
+          <w:color w:val="111111"/>
+          <w:sz w:val="22"/>
+        </w:rPr>
+        <w:t>/</w:t>
+      </w:r>
+      <w:r>
+        <w:rPr>
+          <w:rFonts w:ascii="Consolas" w:hAnsi="Consolas"/>
+          <w:color w:val="333333"/>
+          <w:sz w:val="20"/>
+        </w:rPr>
+        <w:t>mock</w:t>
+      </w:r>
+      <w:r>
+        <w:rPr>
+          <w:rFonts w:ascii="Calibri" w:hAnsi="Calibri"/>
+          <w:b w:val="0"/>
+          <w:color w:val="111111"/>
+          <w:sz w:val="22"/>
+        </w:rPr>
+        <w:t xml:space="preserve">) and </w:t>
+      </w:r>
+      <w:r>
+        <w:rPr>
+          <w:rFonts w:ascii="Consolas" w:hAnsi="Consolas"/>
+          <w:color w:val="333333"/>
+          <w:sz w:val="20"/>
+        </w:rPr>
+        <w:t>assessedAt</w:t>
+      </w:r>
+      <w:r>
+        <w:rPr>
+          <w:rFonts w:ascii="Calibri" w:hAnsi="Calibri"/>
+          <w:b w:val="0"/>
+          <w:color w:val="111111"/>
+          <w:sz w:val="22"/>
+        </w:rPr>
+        <w:t>, so a</w:t>
+      </w:r>
+    </w:p>
+    <w:p>
+      <w:r>
+        <w:rPr>
+          <w:rFonts w:ascii="Calibri" w:hAnsi="Calibri"/>
+          <w:b w:val="0"/>
+          <w:color w:val="111111"/>
+          <w:sz w:val="22"/>
+        </w:rPr>
+        <w:t xml:space="preserve">refresh costs nothing and the screen can honestly say </w:t>
+      </w:r>
+      <w:r>
+        <w:rPr>
+          <w:rFonts w:ascii="Calibri" w:hAnsi="Calibri"/>
+          <w:i/>
+          <w:color w:val="111111"/>
+          <w:sz w:val="22"/>
+        </w:rPr>
+        <w:t>"Gemini-analyzed."</w:t>
+      </w:r>
+    </w:p>
+    <w:p>
+      <w:pPr>
+        <w:pStyle w:val="ListBullet"/>
+      </w:pPr>
+      <w:r>
+        <w:rPr>
+          <w:rFonts w:ascii="Calibri" w:hAnsi="Calibri"/>
+          <w:b w:val="0"/>
+          <w:color w:val="111111"/>
+          <w:sz w:val="22"/>
+        </w:rPr>
+        <w:t xml:space="preserve">Premium-gated, rate-limited to </w:t>
+      </w:r>
+      <w:r>
+        <w:rPr>
+          <w:rFonts w:ascii="Calibri" w:hAnsi="Calibri"/>
+          <w:b/>
+          <w:color w:val="111111"/>
+          <w:sz w:val="22"/>
+        </w:rPr>
+        <w:t>8 per 15 min</w:t>
+      </w:r>
+      <w:r>
+        <w:rPr>
+          <w:rFonts w:ascii="Calibri" w:hAnsi="Calibri"/>
+          <w:b w:val="0"/>
+          <w:color w:val="111111"/>
+          <w:sz w:val="22"/>
+        </w:rPr>
+        <w:t xml:space="preserve"> (inside the Autopilot budget of 20).</w:t>
+      </w:r>
+    </w:p>
+    <w:p>
+      <w:pPr>
+        <w:pStyle w:val="Heading2"/>
+      </w:pPr>
+      <w:r>
+        <w:rPr>
+          <w:rFonts w:ascii="Calibri" w:hAnsi="Calibri"/>
+          <w:b/>
+          <w:color w:val="000000"/>
+          <w:sz w:val="25"/>
+        </w:rPr>
+        <w:t>18.5 Customized Learning Path™ + Time-to-Ready ETA™</w:t>
+      </w:r>
+    </w:p>
+    <w:p>
+      <w:r>
+        <w:rPr>
+          <w:rFonts w:ascii="Calibri" w:hAnsi="Calibri"/>
+          <w:b w:val="0"/>
+          <w:color w:val="111111"/>
+          <w:sz w:val="22"/>
+        </w:rPr>
+        <w:t>A step-by-step preparation plan, ordered by the same priority ranking, capped at 12 visible steps:</w:t>
+      </w:r>
+    </w:p>
+    <w:p>
+      <w:pPr>
+        <w:pStyle w:val="ListBullet"/>
+      </w:pPr>
+      <w:r>
+        <w:rPr>
+          <w:rFonts w:ascii="Calibri" w:hAnsi="Calibri"/>
+          <w:b w:val="0"/>
+          <w:color w:val="111111"/>
+          <w:sz w:val="22"/>
+        </w:rPr>
+        <w:t xml:space="preserve">Each step carries an </w:t>
+      </w:r>
+      <w:r>
+        <w:rPr>
+          <w:rFonts w:ascii="Calibri" w:hAnsi="Calibri"/>
+          <w:b/>
+          <w:color w:val="111111"/>
+          <w:sz w:val="22"/>
+        </w:rPr>
+        <w:t>objective phrased for its status</w:t>
+      </w:r>
+      <w:r>
+        <w:rPr>
+          <w:rFonts w:ascii="Calibri" w:hAnsi="Calibri"/>
+          <w:b w:val="0"/>
+          <w:color w:val="111111"/>
+          <w:sz w:val="22"/>
+        </w:rPr>
+        <w:t xml:space="preserve"> — *"Rebuild X from fundamentals — this</w:t>
+      </w:r>
+    </w:p>
+    <w:p>
+      <w:r>
+        <w:rPr>
+          <w:rFonts w:ascii="Calibri" w:hAnsi="Calibri"/>
+          <w:b w:val="0"/>
+          <w:color w:val="111111"/>
+          <w:sz w:val="22"/>
+        </w:rPr>
+        <w:t>is a measured weakness"</w:t>
+      </w:r>
+      <w:r>
+        <w:rPr>
+          <w:rFonts w:ascii="Calibri" w:hAnsi="Calibri"/>
+          <w:i/>
+          <w:color w:val="111111"/>
+          <w:sz w:val="22"/>
+        </w:rPr>
+        <w:t xml:space="preserve"> vs. </w:t>
+      </w:r>
+      <w:r>
+        <w:rPr>
+          <w:rFonts w:ascii="Calibri" w:hAnsi="Calibri"/>
+          <w:b w:val="0"/>
+          <w:color w:val="111111"/>
+          <w:sz w:val="22"/>
+        </w:rPr>
+        <w:t>"Prove X — you may already know it, but nothing on your matrix</w:t>
+      </w:r>
+    </w:p>
+    <w:p>
+      <w:r>
+        <w:rPr>
+          <w:rFonts w:ascii="Calibri" w:hAnsi="Calibri"/>
+          <w:b w:val="0"/>
+          <w:color w:val="111111"/>
+          <w:sz w:val="22"/>
+        </w:rPr>
+        <w:t>shows it"* — an hour estimate (</w:t>
+      </w:r>
+      <w:r>
+        <w:rPr>
+          <w:rFonts w:ascii="Consolas" w:hAnsi="Consolas"/>
+          <w:color w:val="333333"/>
+          <w:sz w:val="20"/>
+        </w:rPr>
+        <w:t>gap 8h / unmeasured 6h / developing 4h / strong 2h</w:t>
+      </w:r>
+      <w:r>
+        <w:rPr>
+          <w:rFonts w:ascii="Calibri" w:hAnsi="Calibri"/>
+          <w:b w:val="0"/>
+          <w:color w:val="111111"/>
+          <w:sz w:val="22"/>
+        </w:rPr>
+        <w:t>, adjusted by</w:t>
+      </w:r>
+    </w:p>
+    <w:p>
+      <w:r>
+        <w:rPr>
+          <w:rFonts w:ascii="Calibri" w:hAnsi="Calibri"/>
+          <w:b w:val="0"/>
+          <w:color w:val="111111"/>
+          <w:sz w:val="22"/>
+        </w:rPr>
+        <w:t xml:space="preserve">importance, clamped 2–16h), curated resources, and a </w:t>
+      </w:r>
+      <w:r>
+        <w:rPr>
+          <w:rFonts w:ascii="Calibri" w:hAnsi="Calibri"/>
+          <w:b/>
+          <w:color w:val="111111"/>
+          <w:sz w:val="22"/>
+        </w:rPr>
+        <w:t>"Done when:"</w:t>
+      </w:r>
+      <w:r>
+        <w:rPr>
+          <w:rFonts w:ascii="Calibri" w:hAnsi="Calibri"/>
+          <w:b w:val="0"/>
+          <w:color w:val="111111"/>
+          <w:sz w:val="22"/>
+        </w:rPr>
+        <w:t xml:space="preserve"> completion test.</w:t>
+      </w:r>
+    </w:p>
+    <w:p>
+      <w:pPr>
+        <w:pStyle w:val="ListBullet"/>
+      </w:pPr>
+      <w:r>
+        <w:rPr>
+          <w:rFonts w:ascii="Calibri" w:hAnsi="Calibri"/>
+          <w:b w:val="0"/>
+          <w:color w:val="111111"/>
+          <w:sz w:val="22"/>
+        </w:rPr>
+        <w:t xml:space="preserve">Resources are curated per skill and area, mixing </w:t>
+      </w:r>
+      <w:r>
+        <w:rPr>
+          <w:rFonts w:ascii="Calibri" w:hAnsi="Calibri"/>
+          <w:b/>
+          <w:color w:val="111111"/>
+          <w:sz w:val="22"/>
+        </w:rPr>
+        <w:t>platform deep-links</w:t>
+      </w:r>
+      <w:r>
+        <w:rPr>
+          <w:rFonts w:ascii="Calibri" w:hAnsi="Calibri"/>
+          <w:b w:val="0"/>
+          <w:color w:val="111111"/>
+          <w:sz w:val="22"/>
+        </w:rPr>
+        <w:t xml:space="preserve"> (</w:t>
+      </w:r>
+      <w:r>
+        <w:rPr>
+          <w:rFonts w:ascii="Consolas" w:hAnsi="Consolas"/>
+          <w:color w:val="333333"/>
+          <w:sz w:val="20"/>
+        </w:rPr>
+        <w:t>/lessons</w:t>
+      </w:r>
+      <w:r>
+        <w:rPr>
+          <w:rFonts w:ascii="Calibri" w:hAnsi="Calibri"/>
+          <w:b w:val="0"/>
+          <w:color w:val="111111"/>
+          <w:sz w:val="22"/>
+        </w:rPr>
+        <w:t xml:space="preserve">, </w:t>
+      </w:r>
+      <w:r>
+        <w:rPr>
+          <w:rFonts w:ascii="Consolas" w:hAnsi="Consolas"/>
+          <w:color w:val="333333"/>
+          <w:sz w:val="20"/>
+        </w:rPr>
+        <w:t>/practice</w:t>
+      </w:r>
+      <w:r>
+        <w:rPr>
+          <w:rFonts w:ascii="Calibri" w:hAnsi="Calibri"/>
+          <w:b w:val="0"/>
+          <w:color w:val="111111"/>
+          <w:sz w:val="22"/>
+        </w:rPr>
+        <w:t>,</w:t>
+      </w:r>
+    </w:p>
+    <w:p>
+      <w:r>
+        <w:rPr>
+          <w:rFonts w:ascii="Consolas" w:hAnsi="Consolas"/>
+          <w:color w:val="333333"/>
+          <w:sz w:val="20"/>
+        </w:rPr>
+        <w:t>/chat</w:t>
+      </w:r>
+      <w:r>
+        <w:rPr>
+          <w:rFonts w:ascii="Calibri" w:hAnsi="Calibri"/>
+          <w:b w:val="0"/>
+          <w:color w:val="111111"/>
+          <w:sz w:val="22"/>
+        </w:rPr>
+        <w:t xml:space="preserve">, </w:t>
+      </w:r>
+      <w:r>
+        <w:rPr>
+          <w:rFonts w:ascii="Consolas" w:hAnsi="Consolas"/>
+          <w:color w:val="333333"/>
+          <w:sz w:val="20"/>
+        </w:rPr>
+        <w:t>/diagnostic</w:t>
+      </w:r>
+      <w:r>
+        <w:rPr>
+          <w:rFonts w:ascii="Calibri" w:hAnsi="Calibri"/>
+          <w:b w:val="0"/>
+          <w:color w:val="111111"/>
+          <w:sz w:val="22"/>
+        </w:rPr>
+        <w:t xml:space="preserve">, </w:t>
+      </w:r>
+      <w:r>
+        <w:rPr>
+          <w:rFonts w:ascii="Consolas" w:hAnsi="Consolas"/>
+          <w:color w:val="333333"/>
+          <w:sz w:val="20"/>
+        </w:rPr>
+        <w:t>/dojo</w:t>
+      </w:r>
+      <w:r>
+        <w:rPr>
+          <w:rFonts w:ascii="Calibri" w:hAnsi="Calibri"/>
+          <w:b w:val="0"/>
+          <w:color w:val="111111"/>
+          <w:sz w:val="22"/>
+        </w:rPr>
+        <w:t xml:space="preserve">, </w:t>
+      </w:r>
+      <w:r>
+        <w:rPr>
+          <w:rFonts w:ascii="Consolas" w:hAnsi="Consolas"/>
+          <w:color w:val="333333"/>
+          <w:sz w:val="20"/>
+        </w:rPr>
+        <w:t>/interview</w:t>
+      </w:r>
+      <w:r>
+        <w:rPr>
+          <w:rFonts w:ascii="Calibri" w:hAnsi="Calibri"/>
+          <w:b w:val="0"/>
+          <w:color w:val="111111"/>
+          <w:sz w:val="22"/>
+        </w:rPr>
+        <w:t xml:space="preserve">) with </w:t>
+      </w:r>
+      <w:r>
+        <w:rPr>
+          <w:rFonts w:ascii="Calibri" w:hAnsi="Calibri"/>
+          <w:b/>
+          <w:color w:val="111111"/>
+          <w:sz w:val="22"/>
+        </w:rPr>
+        <w:t>external references</w:t>
+      </w:r>
+      <w:r>
+        <w:rPr>
+          <w:rFonts w:ascii="Calibri" w:hAnsi="Calibri"/>
+          <w:b w:val="0"/>
+          <w:color w:val="111111"/>
+          <w:sz w:val="22"/>
+        </w:rPr>
+        <w:t>. Platform links are</w:t>
+      </w:r>
+    </w:p>
+    <w:p>
+      <w:r>
+        <w:rPr>
+          <w:rFonts w:ascii="Calibri" w:hAnsi="Calibri"/>
+          <w:b w:val="0"/>
+          <w:color w:val="111111"/>
+          <w:sz w:val="22"/>
+        </w:rPr>
+        <w:t xml:space="preserve">router links; external ones are </w:t>
+      </w:r>
+      <w:r>
+        <w:rPr>
+          <w:rFonts w:ascii="Consolas" w:hAnsi="Consolas"/>
+          <w:color w:val="333333"/>
+          <w:sz w:val="20"/>
+        </w:rPr>
+        <w:t>target="_blank" rel="noreferrer"</w:t>
+      </w:r>
+      <w:r>
+        <w:rPr>
+          <w:rFonts w:ascii="Calibri" w:hAnsi="Calibri"/>
+          <w:b w:val="0"/>
+          <w:color w:val="111111"/>
+          <w:sz w:val="22"/>
+        </w:rPr>
+        <w:t>, so no reverse-tabnabbing.</w:t>
+      </w:r>
+    </w:p>
+    <w:p>
+      <w:pPr>
+        <w:pStyle w:val="ListBullet"/>
+      </w:pPr>
+      <w:r>
+        <w:rPr>
+          <w:rFonts w:ascii="Calibri" w:hAnsi="Calibri"/>
+          <w:b w:val="0"/>
+          <w:color w:val="111111"/>
+          <w:sz w:val="22"/>
+        </w:rPr>
+        <w:t>The final step switches from study to rehearsal and swaps in interview-prep resources.</w:t>
+      </w:r>
+    </w:p>
+    <w:p>
+      <w:pPr>
+        <w:pStyle w:val="ListBullet"/>
+      </w:pPr>
+      <w:r>
+        <w:rPr>
+          <w:rFonts w:ascii="Calibri" w:hAnsi="Calibri"/>
+          <w:b/>
+          <w:color w:val="111111"/>
+          <w:sz w:val="22"/>
+        </w:rPr>
+        <w:t>Time-to-Ready ETA™</w:t>
+      </w:r>
+      <w:r>
+        <w:rPr>
+          <w:rFonts w:ascii="Calibri" w:hAnsi="Calibri"/>
+          <w:b w:val="0"/>
+          <w:color w:val="111111"/>
+          <w:sz w:val="22"/>
+        </w:rPr>
+        <w:t xml:space="preserve"> converts the total hours into a date from a student-controlled</w:t>
+      </w:r>
+    </w:p>
+    <w:p>
+      <w:r>
+        <w:rPr>
+          <w:rFonts w:ascii="Calibri" w:hAnsi="Calibri"/>
+          <w:b w:val="0"/>
+          <w:color w:val="111111"/>
+          <w:sz w:val="22"/>
+        </w:rPr>
+        <w:t xml:space="preserve">weekly-hours slider (1–80h): </w:t>
+      </w:r>
+      <w:r>
+        <w:rPr>
+          <w:rFonts w:ascii="Consolas" w:hAnsi="Consolas"/>
+          <w:color w:val="333333"/>
+          <w:sz w:val="20"/>
+        </w:rPr>
+        <w:t>weeks = ceil(totalHours / weeklyHours)</w:t>
+      </w:r>
+      <w:r>
+        <w:rPr>
+          <w:rFonts w:ascii="Calibri" w:hAnsi="Calibri"/>
+          <w:b w:val="0"/>
+          <w:color w:val="111111"/>
+          <w:sz w:val="22"/>
+        </w:rPr>
+        <w:t>, rendered as *"Job-ready by</w:t>
+      </w:r>
+    </w:p>
+    <w:p>
+      <w:r>
+        <w:rPr>
+          <w:rFonts w:ascii="Calibri" w:hAnsi="Calibri"/>
+          <w:b w:val="0"/>
+          <w:color w:val="111111"/>
+          <w:sz w:val="22"/>
+        </w:rPr>
+        <w:t>3 Oct 2026 (~4 weeks)"*.</w:t>
+      </w:r>
+    </w:p>
+    <w:p>
+      <w:pPr>
+        <w:pStyle w:val="ListBullet"/>
+      </w:pPr>
+      <w:r>
+        <w:rPr>
+          <w:rFonts w:ascii="Calibri" w:hAnsi="Calibri"/>
+          <w:b w:val="0"/>
+          <w:color w:val="111111"/>
+          <w:sz w:val="22"/>
+        </w:rPr>
+        <w:t xml:space="preserve">The ETA carries a </w:t>
+      </w:r>
+      <w:r>
+        <w:rPr>
+          <w:rFonts w:ascii="Calibri" w:hAnsi="Calibri"/>
+          <w:b/>
+          <w:color w:val="111111"/>
+          <w:sz w:val="22"/>
+        </w:rPr>
+        <w:t>confidence rating derived from the unmeasured share</w:t>
+      </w:r>
+      <w:r>
+        <w:rPr>
+          <w:rFonts w:ascii="Calibri" w:hAnsi="Calibri"/>
+          <w:b w:val="0"/>
+          <w:color w:val="111111"/>
+          <w:sz w:val="22"/>
+        </w:rPr>
+        <w:t xml:space="preserve"> (&lt;25% high, &lt;50%</w:t>
+      </w:r>
+    </w:p>
+    <w:p>
+      <w:r>
+        <w:rPr>
+          <w:rFonts w:ascii="Calibri" w:hAnsi="Calibri"/>
+          <w:b w:val="0"/>
+          <w:color w:val="111111"/>
+          <w:sz w:val="22"/>
+        </w:rPr>
+        <w:t>medium, else low) and prints its own assumptions — including *"Unmeasured skills counted at 35%</w:t>
+      </w:r>
+    </w:p>
+    <w:p>
+      <w:r>
+        <w:rPr>
+          <w:rFonts w:ascii="Calibri" w:hAnsi="Calibri"/>
+          <w:b w:val="0"/>
+          <w:color w:val="111111"/>
+          <w:sz w:val="22"/>
+        </w:rPr>
+        <w:t>credit — re-run the diagnostic to firm this up"* and, when truncated, how many hours were</w:t>
+      </w:r>
+    </w:p>
+    <w:p>
+      <w:r>
+        <w:rPr>
+          <w:rFonts w:ascii="Calibri" w:hAnsi="Calibri"/>
+          <w:b w:val="0"/>
+          <w:color w:val="111111"/>
+          <w:sz w:val="22"/>
+        </w:rPr>
+        <w:t>deferred past step 12. **An estimate that shows its working is an estimate a student can plan</w:t>
+      </w:r>
+    </w:p>
+    <w:p>
+      <w:r>
+        <w:rPr>
+          <w:rFonts w:ascii="Calibri" w:hAnsi="Calibri"/>
+          <w:b w:val="0"/>
+          <w:color w:val="111111"/>
+          <w:sz w:val="22"/>
+        </w:rPr>
+        <w:t>around; one that does not is a lie.**</w:t>
+      </w:r>
+    </w:p>
+    <w:p>
+      <w:pPr>
+        <w:pStyle w:val="ListBullet"/>
+      </w:pPr>
+      <w:r>
+        <w:rPr>
+          <w:rFonts w:ascii="Calibri" w:hAnsi="Calibri"/>
+          <w:b w:val="0"/>
+          <w:color w:val="111111"/>
+          <w:sz w:val="22"/>
+        </w:rPr>
+        <w:t>Deliberately deterministic: the ETA must be reproducible and must not drift when Gemini is</w:t>
+      </w:r>
+    </w:p>
+    <w:p>
+      <w:r>
+        <w:rPr>
+          <w:rFonts w:ascii="Calibri" w:hAnsi="Calibri"/>
+          <w:b w:val="0"/>
+          <w:color w:val="111111"/>
+          <w:sz w:val="22"/>
+        </w:rPr>
+        <w:t>unavailable. Only the resources it points at are curated.</w:t>
+      </w:r>
+    </w:p>
+    <w:p>
+      <w:pPr>
+        <w:pStyle w:val="Heading2"/>
+      </w:pPr>
+      <w:r>
+        <w:rPr>
+          <w:rFonts w:ascii="Calibri" w:hAnsi="Calibri"/>
+          <w:b/>
+          <w:color w:val="000000"/>
+          <w:sz w:val="25"/>
+        </w:rPr>
+        <w:t>18.6 Interview Rehearsal Studio™ — a mock loop that attacks your actual gaps</w:t>
+      </w:r>
+    </w:p>
+    <w:p>
+      <w:r>
+        <w:rPr>
+          <w:rFonts w:ascii="Calibri" w:hAnsi="Calibri"/>
+          <w:b w:val="0"/>
+          <w:color w:val="111111"/>
+          <w:sz w:val="22"/>
+        </w:rPr>
+        <w:t xml:space="preserve">Free for every student, at </w:t>
+      </w:r>
+      <w:r>
+        <w:rPr>
+          <w:rFonts w:ascii="Consolas" w:hAnsi="Consolas"/>
+          <w:color w:val="333333"/>
+          <w:sz w:val="20"/>
+        </w:rPr>
+        <w:t>/interview</w:t>
+      </w:r>
+      <w:r>
+        <w:rPr>
+          <w:rFonts w:ascii="Calibri" w:hAnsi="Calibri"/>
+          <w:b w:val="0"/>
+          <w:color w:val="111111"/>
+          <w:sz w:val="22"/>
+        </w:rPr>
+        <w:t>. Coding platforms drill algorithms; the Dojo trains design;</w:t>
+      </w:r>
+    </w:p>
+    <w:p>
+      <w:r>
+        <w:rPr>
+          <w:rFonts w:ascii="Calibri" w:hAnsi="Calibri"/>
+          <w:b/>
+          <w:color w:val="111111"/>
+          <w:sz w:val="22"/>
+        </w:rPr>
+        <w:t>nothing rehearses the loop end to end.</w:t>
+      </w:r>
+    </w:p>
+    <w:p>
+      <w:pPr>
+        <w:pStyle w:val="ListBullet"/>
+      </w:pPr>
+      <w:r>
+        <w:rPr>
+          <w:rFonts w:ascii="Calibri" w:hAnsi="Calibri"/>
+          <w:b w:val="0"/>
+          <w:color w:val="111111"/>
+          <w:sz w:val="22"/>
+        </w:rPr>
+        <w:t xml:space="preserve">Gemini builds a role-specific script of </w:t>
+      </w:r>
+      <w:r>
+        <w:rPr>
+          <w:rFonts w:ascii="Calibri" w:hAnsi="Calibri"/>
+          <w:b/>
+          <w:color w:val="111111"/>
+          <w:sz w:val="22"/>
+        </w:rPr>
+        <w:t>2–4 rounds</w:t>
+      </w:r>
+      <w:r>
+        <w:rPr>
+          <w:rFonts w:ascii="Calibri" w:hAnsi="Calibri"/>
+          <w:b w:val="0"/>
+          <w:color w:val="111111"/>
+          <w:sz w:val="22"/>
+        </w:rPr>
+        <w:t xml:space="preserve"> — Recruiter screening (15 min), Technical</w:t>
+      </w:r>
+    </w:p>
+    <w:p>
+      <w:r>
+        <w:rPr>
+          <w:rFonts w:ascii="Calibri" w:hAnsi="Calibri"/>
+          <w:b w:val="0"/>
+          <w:color w:val="111111"/>
+          <w:sz w:val="22"/>
+        </w:rPr>
+        <w:t>deep-dive (45), System design (45), Behavioural (30) — with the technical round carrying **one</w:t>
+      </w:r>
+    </w:p>
+    <w:p>
+      <w:r>
+        <w:rPr>
+          <w:rFonts w:ascii="Calibri" w:hAnsi="Calibri"/>
+          <w:b w:val="0"/>
+          <w:color w:val="111111"/>
+          <w:sz w:val="22"/>
+        </w:rPr>
+        <w:t>question per weak technical requirement** and the behavioural round weighted to weak soft skills.</w:t>
+      </w:r>
+    </w:p>
+    <w:p>
+      <w:pPr>
+        <w:pStyle w:val="ListBullet"/>
+      </w:pPr>
+      <w:r>
+        <w:rPr>
+          <w:rFonts w:ascii="Calibri" w:hAnsi="Calibri"/>
+          <w:b w:val="0"/>
+          <w:color w:val="111111"/>
+          <w:sz w:val="22"/>
+        </w:rPr>
+        <w:t xml:space="preserve">Every question ships the skill it tests, </w:t>
+      </w:r>
+      <w:r>
+        <w:rPr>
+          <w:rFonts w:ascii="Calibri" w:hAnsi="Calibri"/>
+          <w:b/>
+          <w:color w:val="111111"/>
+          <w:sz w:val="22"/>
+        </w:rPr>
+        <w:t>1–3 escalating follow-up probes</w:t>
+      </w:r>
+      <w:r>
+        <w:rPr>
+          <w:rFonts w:ascii="Calibri" w:hAnsi="Calibri"/>
+          <w:b w:val="0"/>
+          <w:color w:val="111111"/>
+          <w:sz w:val="22"/>
+        </w:rPr>
+        <w:t xml:space="preserve"> ("expect the</w:t>
+      </w:r>
+    </w:p>
+    <w:p>
+      <w:r>
+        <w:rPr>
+          <w:rFonts w:ascii="Calibri" w:hAnsi="Calibri"/>
+          <w:b w:val="0"/>
+          <w:color w:val="111111"/>
+          <w:sz w:val="22"/>
+        </w:rPr>
+        <w:t xml:space="preserve">follow-up"), and </w:t>
+      </w:r>
+      <w:r>
+        <w:rPr>
+          <w:rFonts w:ascii="Calibri" w:hAnsi="Calibri"/>
+          <w:b/>
+          <w:color w:val="111111"/>
+          <w:sz w:val="22"/>
+        </w:rPr>
+        <w:t>1–4 good-answer signals</w:t>
+      </w:r>
+      <w:r>
+        <w:rPr>
+          <w:rFonts w:ascii="Calibri" w:hAnsi="Calibri"/>
+          <w:b w:val="0"/>
+          <w:color w:val="111111"/>
+          <w:sz w:val="22"/>
+        </w:rPr>
+        <w:t xml:space="preserve"> — so the student knows what strong sounds like</w:t>
+      </w:r>
+    </w:p>
+    <w:p>
+      <w:r>
+        <w:rPr>
+          <w:rFonts w:ascii="Calibri" w:hAnsi="Calibri"/>
+          <w:i/>
+          <w:color w:val="111111"/>
+          <w:sz w:val="22"/>
+        </w:rPr>
+        <w:t>before</w:t>
+      </w:r>
+      <w:r>
+        <w:rPr>
+          <w:rFonts w:ascii="Calibri" w:hAnsi="Calibri"/>
+          <w:b w:val="0"/>
+          <w:color w:val="111111"/>
+          <w:sz w:val="22"/>
+        </w:rPr>
+        <w:t xml:space="preserve"> answering, not after.</w:t>
+      </w:r>
+    </w:p>
+    <w:p>
+      <w:pPr>
+        <w:pStyle w:val="ListBullet"/>
+      </w:pPr>
+      <w:r>
+        <w:rPr>
+          <w:rFonts w:ascii="Calibri" w:hAnsi="Calibri"/>
+          <w:b w:val="0"/>
+          <w:color w:val="111111"/>
+          <w:sz w:val="22"/>
+        </w:rPr>
+        <w:t>Output is sanitized, not trusted: rounds are de-duplicated, capped at 4 questions, minutes</w:t>
+      </w:r>
+    </w:p>
+    <w:p>
+      <w:r>
+        <w:rPr>
+          <w:rFonts w:ascii="Calibri" w:hAnsi="Calibri"/>
+          <w:b w:val="0"/>
+          <w:color w:val="111111"/>
+          <w:sz w:val="22"/>
+        </w:rPr>
+        <w:t>clamped 5–90, and any round with fewer than two questions is dropped rather than padded. Fewer</w:t>
+      </w:r>
+    </w:p>
+    <w:p>
+      <w:r>
+        <w:rPr>
+          <w:rFonts w:ascii="Calibri" w:hAnsi="Calibri"/>
+          <w:b w:val="0"/>
+          <w:color w:val="111111"/>
+          <w:sz w:val="22"/>
+        </w:rPr>
+        <w:t xml:space="preserve">than two surviving rounds falls back to a curated </w:t>
+      </w:r>
+      <w:r>
+        <w:rPr>
+          <w:rFonts w:ascii="Calibri" w:hAnsi="Calibri"/>
+          <w:b/>
+          <w:color w:val="111111"/>
+          <w:sz w:val="22"/>
+        </w:rPr>
+        <w:t>38-question bank</w:t>
+      </w:r>
+      <w:r>
+        <w:rPr>
+          <w:rFonts w:ascii="Calibri" w:hAnsi="Calibri"/>
+          <w:b w:val="0"/>
+          <w:color w:val="111111"/>
+          <w:sz w:val="22"/>
+        </w:rPr>
+        <w:t xml:space="preserve"> (14 skill-specific, 11</w:t>
+      </w:r>
+    </w:p>
+    <w:p>
+      <w:r>
+        <w:rPr>
+          <w:rFonts w:ascii="Calibri" w:hAnsi="Calibri"/>
+          <w:b w:val="0"/>
+          <w:color w:val="111111"/>
+          <w:sz w:val="22"/>
+        </w:rPr>
+        <w:t>area, 6 behavioural, 3 screening, 3 design, 1 default) selected by a stable hash of the role, so</w:t>
+      </w:r>
+    </w:p>
+    <w:p>
+      <w:r>
+        <w:rPr>
+          <w:rFonts w:ascii="Calibri" w:hAnsi="Calibri"/>
+          <w:b w:val="0"/>
+          <w:color w:val="111111"/>
+          <w:sz w:val="22"/>
+        </w:rPr>
+        <w:t>one role always rehearses the same questions.</w:t>
+      </w:r>
+    </w:p>
+    <w:p>
+      <w:pPr>
+        <w:pStyle w:val="ListBullet"/>
+      </w:pPr>
+      <w:r>
+        <w:rPr>
+          <w:rFonts w:ascii="Calibri" w:hAnsi="Calibri"/>
+          <w:b w:val="0"/>
+          <w:color w:val="111111"/>
+          <w:sz w:val="22"/>
+        </w:rPr>
+        <w:t xml:space="preserve">The student answers out loud against an mm:ss timer, then </w:t>
+      </w:r>
+      <w:r>
+        <w:rPr>
+          <w:rFonts w:ascii="Calibri" w:hAnsi="Calibri"/>
+          <w:b/>
+          <w:color w:val="111111"/>
+          <w:sz w:val="22"/>
+        </w:rPr>
+        <w:t>self-scores 1–5 with a note</w:t>
+      </w:r>
+      <w:r>
+        <w:rPr>
+          <w:rFonts w:ascii="Calibri" w:hAnsi="Calibri"/>
+          <w:b w:val="0"/>
+          <w:color w:val="111111"/>
+          <w:sz w:val="22"/>
+        </w:rPr>
+        <w:t xml:space="preserve"> per</w:t>
+      </w:r>
+    </w:p>
+    <w:p>
+      <w:r>
+        <w:rPr>
+          <w:rFonts w:ascii="Calibri" w:hAnsi="Calibri"/>
+          <w:b w:val="0"/>
+          <w:color w:val="111111"/>
+          <w:sz w:val="22"/>
+        </w:rPr>
+        <w:t>question. The scorecard is fully deterministic: overall %, per-round averages with</w:t>
+      </w:r>
+    </w:p>
+    <w:p>
+      <w:r>
+        <w:rPr>
+          <w:rFonts w:ascii="Consolas" w:hAnsi="Consolas"/>
+          <w:color w:val="333333"/>
+          <w:sz w:val="20"/>
+        </w:rPr>
+        <w:t>answered/total</w:t>
+      </w:r>
+      <w:r>
+        <w:rPr>
+          <w:rFonts w:ascii="Calibri" w:hAnsi="Calibri"/>
+          <w:b w:val="0"/>
+          <w:color w:val="111111"/>
+          <w:sz w:val="22"/>
+        </w:rPr>
+        <w:t xml:space="preserve">, a </w:t>
+      </w:r>
+      <w:r>
+        <w:rPr>
+          <w:rFonts w:ascii="Calibri" w:hAnsi="Calibri"/>
+          <w:b/>
+          <w:color w:val="111111"/>
+          <w:sz w:val="22"/>
+        </w:rPr>
+        <w:t>focus round</w:t>
+      </w:r>
+      <w:r>
+        <w:rPr>
+          <w:rFonts w:ascii="Calibri" w:hAnsi="Calibri"/>
+          <w:b w:val="0"/>
+          <w:color w:val="111111"/>
+          <w:sz w:val="22"/>
+        </w:rPr>
+        <w:t xml:space="preserve"> (only named when the weakest average is below 4 — calling a</w:t>
+      </w:r>
+    </w:p>
+    <w:p>
+      <w:r>
+        <w:rPr>
+          <w:rFonts w:ascii="Calibri" w:hAnsi="Calibri"/>
+          <w:b w:val="0"/>
+          <w:color w:val="111111"/>
+          <w:sz w:val="22"/>
+        </w:rPr>
+        <w:t>5/5 round "rehearse this next" is noise), a verdict banded at 85/70/50, strengths, gaps, and a</w:t>
+      </w:r>
+    </w:p>
+    <w:p>
+      <w:r>
+        <w:rPr>
+          <w:rFonts w:ascii="Calibri" w:hAnsi="Calibri"/>
+          <w:b w:val="0"/>
+          <w:color w:val="111111"/>
+          <w:sz w:val="22"/>
+        </w:rPr>
+        <w:t>ranked rehearse-next list.</w:t>
+      </w:r>
+    </w:p>
+    <w:p>
+      <w:pPr>
+        <w:pStyle w:val="ListBullet"/>
+      </w:pPr>
+      <w:r>
+        <w:rPr>
+          <w:rFonts w:ascii="Calibri" w:hAnsi="Calibri"/>
+          <w:b/>
+          <w:color w:val="111111"/>
+          <w:sz w:val="22"/>
+        </w:rPr>
+        <w:t>Cross-session trend</w:t>
+      </w:r>
+      <w:r>
+        <w:rPr>
+          <w:rFonts w:ascii="Calibri" w:hAnsi="Calibri"/>
+          <w:b w:val="0"/>
+          <w:color w:val="111111"/>
+          <w:sz w:val="22"/>
+        </w:rPr>
+        <w:t>: the second scored rehearsal draws a Chart.js line and reports</w:t>
+      </w:r>
+    </w:p>
+    <w:p>
+      <w:r>
+        <w:rPr>
+          <w:rFonts w:ascii="Consolas" w:hAnsi="Consolas"/>
+          <w:color w:val="333333"/>
+          <w:sz w:val="20"/>
+        </w:rPr>
+        <w:t>improving</w:t>
+      </w:r>
+      <w:r>
+        <w:rPr>
+          <w:rFonts w:ascii="Calibri" w:hAnsi="Calibri"/>
+          <w:b w:val="0"/>
+          <w:color w:val="111111"/>
+          <w:sz w:val="22"/>
+        </w:rPr>
+        <w:t xml:space="preserve"> (≥ +8), </w:t>
+      </w:r>
+      <w:r>
+        <w:rPr>
+          <w:rFonts w:ascii="Consolas" w:hAnsi="Consolas"/>
+          <w:color w:val="333333"/>
+          <w:sz w:val="20"/>
+        </w:rPr>
+        <w:t>flat</w:t>
+      </w:r>
+      <w:r>
+        <w:rPr>
+          <w:rFonts w:ascii="Calibri" w:hAnsi="Calibri"/>
+          <w:b w:val="0"/>
+          <w:color w:val="111111"/>
+          <w:sz w:val="22"/>
+        </w:rPr>
+        <w:t xml:space="preserve">, or </w:t>
+      </w:r>
+      <w:r>
+        <w:rPr>
+          <w:rFonts w:ascii="Consolas" w:hAnsi="Consolas"/>
+          <w:color w:val="333333"/>
+          <w:sz w:val="20"/>
+        </w:rPr>
+        <w:t>declining</w:t>
+      </w:r>
+      <w:r>
+        <w:rPr>
+          <w:rFonts w:ascii="Calibri" w:hAnsi="Calibri"/>
+          <w:b w:val="0"/>
+          <w:color w:val="111111"/>
+          <w:sz w:val="22"/>
+        </w:rPr>
+        <w:t xml:space="preserve"> (≤ −8) with the delta — *"Up 40 points on your last</w:t>
+      </w:r>
+    </w:p>
+    <w:p>
+      <w:r>
+        <w:rPr>
+          <w:rFonts w:ascii="Calibri" w:hAnsi="Calibri"/>
+          <w:b w:val="0"/>
+          <w:color w:val="111111"/>
+          <w:sz w:val="22"/>
+        </w:rPr>
+        <w:t>rehearsal. Keep the same loop; it is working."* The point of a rehearsal loop is the trend, not</w:t>
+      </w:r>
+    </w:p>
+    <w:p>
+      <w:r>
+        <w:rPr>
+          <w:rFonts w:ascii="Calibri" w:hAnsi="Calibri"/>
+          <w:b w:val="0"/>
+          <w:color w:val="111111"/>
+          <w:sz w:val="22"/>
+        </w:rPr>
+        <w:t>the one-off score.</w:t>
+      </w:r>
+    </w:p>
+    <w:p>
+      <w:pPr>
+        <w:pStyle w:val="ListBullet"/>
+      </w:pPr>
+      <w:r>
+        <w:rPr>
+          <w:rFonts w:ascii="Calibri" w:hAnsi="Calibri"/>
+          <w:b w:val="0"/>
+          <w:color w:val="111111"/>
+          <w:sz w:val="22"/>
+        </w:rPr>
+        <w:t xml:space="preserve">Rate-limited to </w:t>
+      </w:r>
+      <w:r>
+        <w:rPr>
+          <w:rFonts w:ascii="Calibri" w:hAnsi="Calibri"/>
+          <w:b/>
+          <w:color w:val="111111"/>
+          <w:sz w:val="22"/>
+        </w:rPr>
+        <w:t>8 scripts per 15 min</w:t>
+      </w:r>
+      <w:r>
+        <w:rPr>
+          <w:rFonts w:ascii="Calibri" w:hAnsi="Calibri"/>
+          <w:b w:val="0"/>
+          <w:color w:val="111111"/>
+          <w:sz w:val="22"/>
+        </w:rPr>
+        <w:t xml:space="preserve">; sessions persist with a denormalized </w:t>
+      </w:r>
+      <w:r>
+        <w:rPr>
+          <w:rFonts w:ascii="Consolas" w:hAnsi="Consolas"/>
+          <w:color w:val="333333"/>
+          <w:sz w:val="20"/>
+        </w:rPr>
+        <w:t>overall</w:t>
+      </w:r>
+      <w:r>
+        <w:rPr>
+          <w:rFonts w:ascii="Calibri" w:hAnsi="Calibri"/>
+          <w:b w:val="0"/>
+          <w:color w:val="111111"/>
+          <w:sz w:val="22"/>
+        </w:rPr>
+        <w:t xml:space="preserve"> so the</w:t>
+      </w:r>
+    </w:p>
+    <w:p>
+      <w:r>
+        <w:rPr>
+          <w:rFonts w:ascii="Calibri" w:hAnsi="Calibri"/>
+          <w:b w:val="0"/>
+          <w:color w:val="111111"/>
+          <w:sz w:val="22"/>
+        </w:rPr>
+        <w:t>trend query stays a cheap sort.</w:t>
+      </w:r>
+    </w:p>
+    <w:p>
+      <w:pPr>
+        <w:pStyle w:val="Heading2"/>
+      </w:pPr>
+      <w:r>
+        <w:rPr>
+          <w:rFonts w:ascii="Calibri" w:hAnsi="Calibri"/>
+          <w:b/>
+          <w:color w:val="000000"/>
+          <w:sz w:val="25"/>
+        </w:rPr>
+        <w:t>18.7 Application Pipeline™ — the response rate, computed server-side</w:t>
+      </w:r>
+    </w:p>
+    <w:p>
+      <w:r>
+        <w:rPr>
+          <w:rFonts w:ascii="Calibri" w:hAnsi="Calibri"/>
+          <w:b w:val="0"/>
+          <w:color w:val="111111"/>
+          <w:sz w:val="22"/>
+        </w:rPr>
+        <w:t xml:space="preserve">Free for every student, at </w:t>
+      </w:r>
+      <w:r>
+        <w:rPr>
+          <w:rFonts w:ascii="Consolas" w:hAnsi="Consolas"/>
+          <w:color w:val="333333"/>
+          <w:sz w:val="20"/>
+        </w:rPr>
+        <w:t>/pipeline</w:t>
+      </w:r>
+      <w:r>
+        <w:rPr>
+          <w:rFonts w:ascii="Calibri" w:hAnsi="Calibri"/>
+          <w:b w:val="0"/>
+          <w:color w:val="111111"/>
+          <w:sz w:val="22"/>
+        </w:rPr>
+        <w:t>. No AI, no plan gate: gating it would hide the pipeline</w:t>
+      </w:r>
+    </w:p>
+    <w:p>
+      <w:r>
+        <w:rPr>
+          <w:rFonts w:ascii="Calibri" w:hAnsi="Calibri"/>
+          <w:b w:val="0"/>
+          <w:color w:val="111111"/>
+          <w:sz w:val="22"/>
+        </w:rPr>
+        <w:t>stats that make the Autopilot ETA credible.</w:t>
+      </w:r>
+    </w:p>
+    <w:p>
+      <w:pPr>
+        <w:pStyle w:val="ListBullet"/>
+      </w:pPr>
+      <w:r>
+        <w:rPr>
+          <w:rFonts w:ascii="Calibri" w:hAnsi="Calibri"/>
+          <w:b w:val="0"/>
+          <w:color w:val="111111"/>
+          <w:sz w:val="22"/>
+        </w:rPr>
+        <w:t xml:space="preserve">Six stages — </w:t>
+      </w:r>
+      <w:r>
+        <w:rPr>
+          <w:rFonts w:ascii="Calibri" w:hAnsi="Calibri"/>
+          <w:b/>
+          <w:color w:val="111111"/>
+          <w:sz w:val="22"/>
+        </w:rPr>
+        <w:t>Saved → Applied → Screening → Interview → Offer → Closed (rejected)</w:t>
+      </w:r>
+      <w:r>
+        <w:rPr>
+          <w:rFonts w:ascii="Calibri" w:hAnsi="Calibri"/>
+          <w:b w:val="0"/>
+          <w:color w:val="111111"/>
+          <w:sz w:val="22"/>
+        </w:rPr>
+        <w:t xml:space="preserve"> — with an</w:t>
+      </w:r>
+    </w:p>
+    <w:p>
+      <w:r>
+        <w:rPr>
+          <w:rFonts w:ascii="Calibri" w:hAnsi="Calibri"/>
+          <w:b w:val="0"/>
+          <w:color w:val="111111"/>
+          <w:sz w:val="22"/>
+        </w:rPr>
+        <w:t xml:space="preserve">append-only </w:t>
+      </w:r>
+      <w:r>
+        <w:rPr>
+          <w:rFonts w:ascii="Consolas" w:hAnsi="Consolas"/>
+          <w:color w:val="333333"/>
+          <w:sz w:val="20"/>
+        </w:rPr>
+        <w:t>stageHistory</w:t>
+      </w:r>
+      <w:r>
+        <w:rPr>
+          <w:rFonts w:ascii="Calibri" w:hAnsi="Calibri"/>
+          <w:b w:val="0"/>
+          <w:color w:val="111111"/>
+          <w:sz w:val="22"/>
+        </w:rPr>
+        <w:t>, so time-in-stage and stage-change counts are reported without</w:t>
+      </w:r>
+    </w:p>
+    <w:p>
+      <w:r>
+        <w:rPr>
+          <w:rFonts w:ascii="Calibri" w:hAnsi="Calibri"/>
+          <w:b w:val="0"/>
+          <w:color w:val="111111"/>
+          <w:sz w:val="22"/>
+        </w:rPr>
+        <w:t>recomputation.</w:t>
+      </w:r>
+    </w:p>
+    <w:p>
+      <w:pPr>
+        <w:pStyle w:val="ListBullet"/>
+      </w:pPr>
+      <w:r>
+        <w:rPr>
+          <w:rFonts w:ascii="Calibri" w:hAnsi="Calibri"/>
+          <w:b/>
+          <w:color w:val="111111"/>
+          <w:sz w:val="22"/>
+        </w:rPr>
+        <w:t>Saved rows never dilute the response rate</w:t>
+      </w:r>
+      <w:r>
+        <w:rPr>
+          <w:rFonts w:ascii="Calibri" w:hAnsi="Calibri"/>
+          <w:b w:val="0"/>
+          <w:color w:val="111111"/>
+          <w:sz w:val="22"/>
+        </w:rPr>
+        <w:t xml:space="preserve">: </w:t>
+      </w:r>
+      <w:r>
+        <w:rPr>
+          <w:rFonts w:ascii="Consolas" w:hAnsi="Consolas"/>
+          <w:color w:val="333333"/>
+          <w:sz w:val="20"/>
+        </w:rPr>
+        <w:t>submitted = total − saved</w:t>
+      </w:r>
+      <w:r>
+        <w:rPr>
+          <w:rFonts w:ascii="Calibri" w:hAnsi="Calibri"/>
+          <w:b w:val="0"/>
+          <w:color w:val="111111"/>
+          <w:sz w:val="22"/>
+        </w:rPr>
+        <w:t>, and only Screening /</w:t>
+      </w:r>
+    </w:p>
+    <w:p>
+      <w:r>
+        <w:rPr>
+          <w:rFonts w:ascii="Calibri" w:hAnsi="Calibri"/>
+          <w:b w:val="0"/>
+          <w:color w:val="111111"/>
+          <w:sz w:val="22"/>
+        </w:rPr>
+        <w:t>Interview / Offer count as the company having responded. That is the difference between a</w:t>
+      </w:r>
+    </w:p>
+    <w:p>
+      <w:r>
+        <w:rPr>
+          <w:rFonts w:ascii="Calibri" w:hAnsi="Calibri"/>
+          <w:b w:val="0"/>
+          <w:color w:val="111111"/>
+          <w:sz w:val="22"/>
+        </w:rPr>
+        <w:t>vanity metric and an honest one.</w:t>
+      </w:r>
+    </w:p>
+    <w:p>
+      <w:pPr>
+        <w:pStyle w:val="ListBullet"/>
+      </w:pPr>
+      <w:r>
+        <w:rPr>
+          <w:rFonts w:ascii="Calibri" w:hAnsi="Calibri"/>
+          <w:b w:val="0"/>
+          <w:color w:val="111111"/>
+          <w:sz w:val="22"/>
+        </w:rPr>
+        <w:t xml:space="preserve">Server-side figures the client must never recompute differently: </w:t>
+      </w:r>
+      <w:r>
+        <w:rPr>
+          <w:rFonts w:ascii="Consolas" w:hAnsi="Consolas"/>
+          <w:color w:val="333333"/>
+          <w:sz w:val="20"/>
+        </w:rPr>
+        <w:t>responseRate</w:t>
+      </w:r>
+      <w:r>
+        <w:rPr>
+          <w:rFonts w:ascii="Calibri" w:hAnsi="Calibri"/>
+          <w:b w:val="0"/>
+          <w:color w:val="111111"/>
+          <w:sz w:val="22"/>
+        </w:rPr>
+        <w:t xml:space="preserve">, </w:t>
+      </w:r>
+      <w:r>
+        <w:rPr>
+          <w:rFonts w:ascii="Consolas" w:hAnsi="Consolas"/>
+          <w:color w:val="333333"/>
+          <w:sz w:val="20"/>
+        </w:rPr>
+        <w:t>overdue</w:t>
+      </w:r>
+    </w:p>
+    <w:p>
+      <w:r>
+        <w:rPr>
+          <w:rFonts w:ascii="Calibri" w:hAnsi="Calibri"/>
+          <w:b w:val="0"/>
+          <w:color w:val="111111"/>
+          <w:sz w:val="22"/>
+        </w:rPr>
+        <w:t xml:space="preserve">(a past </w:t>
+      </w:r>
+      <w:r>
+        <w:rPr>
+          <w:rFonts w:ascii="Consolas" w:hAnsi="Consolas"/>
+          <w:color w:val="333333"/>
+          <w:sz w:val="20"/>
+        </w:rPr>
+        <w:t>nextActionAt</w:t>
+      </w:r>
+      <w:r>
+        <w:rPr>
+          <w:rFonts w:ascii="Calibri" w:hAnsi="Calibri"/>
+          <w:b w:val="0"/>
+          <w:color w:val="111111"/>
+          <w:sz w:val="22"/>
+        </w:rPr>
+        <w:t xml:space="preserve"> on a still-open stage), </w:t>
+      </w:r>
+      <w:r>
+        <w:rPr>
+          <w:rFonts w:ascii="Consolas" w:hAnsi="Consolas"/>
+          <w:color w:val="333333"/>
+          <w:sz w:val="20"/>
+        </w:rPr>
+        <w:t>daysInStage</w:t>
+      </w:r>
+      <w:r>
+        <w:rPr>
+          <w:rFonts w:ascii="Calibri" w:hAnsi="Calibri"/>
+          <w:b w:val="0"/>
+          <w:color w:val="111111"/>
+          <w:sz w:val="22"/>
+        </w:rPr>
+        <w:t xml:space="preserve">, </w:t>
+      </w:r>
+      <w:r>
+        <w:rPr>
+          <w:rFonts w:ascii="Consolas" w:hAnsi="Consolas"/>
+          <w:color w:val="333333"/>
+          <w:sz w:val="20"/>
+        </w:rPr>
+        <w:t>daysInPipeline</w:t>
+      </w:r>
+      <w:r>
+        <w:rPr>
+          <w:rFonts w:ascii="Calibri" w:hAnsi="Calibri"/>
+          <w:b w:val="0"/>
+          <w:color w:val="111111"/>
+          <w:sz w:val="22"/>
+        </w:rPr>
+        <w:t>,</w:t>
+      </w:r>
+    </w:p>
+    <w:p>
+      <w:r>
+        <w:rPr>
+          <w:rFonts w:ascii="Consolas" w:hAnsi="Consolas"/>
+          <w:color w:val="333333"/>
+          <w:sz w:val="20"/>
+        </w:rPr>
+        <w:t>avgDaysToClose</w:t>
+      </w:r>
+      <w:r>
+        <w:rPr>
+          <w:rFonts w:ascii="Calibri" w:hAnsi="Calibri"/>
+          <w:b w:val="0"/>
+          <w:color w:val="111111"/>
+          <w:sz w:val="22"/>
+        </w:rPr>
+        <w:t xml:space="preserve"> (offer or rejection only), and a </w:t>
+      </w:r>
+      <w:r>
+        <w:rPr>
+          <w:rFonts w:ascii="Calibri" w:hAnsi="Calibri"/>
+          <w:b/>
+          <w:color w:val="111111"/>
+          <w:sz w:val="22"/>
+        </w:rPr>
+        <w:t>written headline</w:t>
+      </w:r>
+      <w:r>
+        <w:rPr>
+          <w:rFonts w:ascii="Calibri" w:hAnsi="Calibri"/>
+          <w:b w:val="0"/>
+          <w:color w:val="111111"/>
+          <w:sz w:val="22"/>
+        </w:rPr>
+        <w:t xml:space="preserve"> that changes with the</w:t>
+      </w:r>
+    </w:p>
+    <w:p>
+      <w:r>
+        <w:rPr>
+          <w:rFonts w:ascii="Calibri" w:hAnsi="Calibri"/>
+          <w:b w:val="0"/>
+          <w:color w:val="111111"/>
+          <w:sz w:val="22"/>
+        </w:rPr>
+        <w:t>situation — *"1 offer at a 100% response rate — well above the typical 2–5% for cold</w:t>
+      </w:r>
+    </w:p>
+    <w:p>
+      <w:r>
+        <w:rPr>
+          <w:rFonts w:ascii="Calibri" w:hAnsi="Calibri"/>
+          <w:b w:val="0"/>
+          <w:color w:val="111111"/>
+          <w:sz w:val="22"/>
+        </w:rPr>
+        <w:t>applications"</w:t>
+      </w:r>
+      <w:r>
+        <w:rPr>
+          <w:rFonts w:ascii="Calibri" w:hAnsi="Calibri"/>
+          <w:i/>
+          <w:color w:val="111111"/>
+          <w:sz w:val="22"/>
+        </w:rPr>
+        <w:t xml:space="preserve"> versus </w:t>
+      </w:r>
+      <w:r>
+        <w:rPr>
+          <w:rFonts w:ascii="Calibri" w:hAnsi="Calibri"/>
+          <w:b w:val="0"/>
+          <w:color w:val="111111"/>
+          <w:sz w:val="22"/>
+        </w:rPr>
+        <w:t>"3 live applications, 1 with an overdue next step. Clear those before</w:t>
+      </w:r>
+    </w:p>
+    <w:p>
+      <w:r>
+        <w:rPr>
+          <w:rFonts w:ascii="Calibri" w:hAnsi="Calibri"/>
+          <w:b w:val="0"/>
+          <w:color w:val="111111"/>
+          <w:sz w:val="22"/>
+        </w:rPr>
+        <w:t>adding new roles."*</w:t>
+      </w:r>
+    </w:p>
+    <w:p>
+      <w:pPr>
+        <w:pStyle w:val="ListBullet"/>
+      </w:pPr>
+      <w:r>
+        <w:rPr>
+          <w:rFonts w:ascii="Calibri" w:hAnsi="Calibri"/>
+          <w:b w:val="0"/>
+          <w:color w:val="111111"/>
+          <w:sz w:val="22"/>
+        </w:rPr>
+        <w:t xml:space="preserve">Hardened where a tracker usually is not: a </w:t>
+      </w:r>
+      <w:r>
+        <w:rPr>
+          <w:rFonts w:ascii="Calibri" w:hAnsi="Calibri"/>
+          <w:b/>
+          <w:color w:val="111111"/>
+          <w:sz w:val="22"/>
+        </w:rPr>
+        <w:t>unique `userId + company + role` index</w:t>
+      </w:r>
+      <w:r>
+        <w:rPr>
+          <w:rFonts w:ascii="Calibri" w:hAnsi="Calibri"/>
+          <w:b w:val="0"/>
+          <w:color w:val="111111"/>
+          <w:sz w:val="22"/>
+        </w:rPr>
+        <w:t xml:space="preserve"> turned into</w:t>
+      </w:r>
+    </w:p>
+    <w:p>
+      <w:r>
+        <w:rPr>
+          <w:rFonts w:ascii="Calibri" w:hAnsi="Calibri"/>
+          <w:b w:val="0"/>
+          <w:color w:val="111111"/>
+          <w:sz w:val="22"/>
+        </w:rPr>
+        <w:t xml:space="preserve">a </w:t>
+      </w:r>
+      <w:r>
+        <w:rPr>
+          <w:rFonts w:ascii="Consolas" w:hAnsi="Consolas"/>
+          <w:color w:val="333333"/>
+          <w:sz w:val="20"/>
+        </w:rPr>
+        <w:t>409 DUPLICATE_APPLICATION</w:t>
+      </w:r>
+      <w:r>
+        <w:rPr>
+          <w:rFonts w:ascii="Calibri" w:hAnsi="Calibri"/>
+          <w:b w:val="0"/>
+          <w:color w:val="111111"/>
+          <w:sz w:val="22"/>
+        </w:rPr>
+        <w:t xml:space="preserve"> with human copy (*"You are already tracking Frontend Engineer at</w:t>
+      </w:r>
+    </w:p>
+    <w:p>
+      <w:r>
+        <w:rPr>
+          <w:rFonts w:ascii="Calibri" w:hAnsi="Calibri"/>
+          <w:b w:val="0"/>
+          <w:color w:val="111111"/>
+          <w:sz w:val="22"/>
+        </w:rPr>
+        <w:t xml:space="preserve">Acme Corp."*), posting URLs restricted to </w:t>
+      </w:r>
+      <w:r>
+        <w:rPr>
+          <w:rFonts w:ascii="Consolas" w:hAnsi="Consolas"/>
+          <w:color w:val="333333"/>
+          <w:sz w:val="20"/>
+        </w:rPr>
+        <w:t>http(s)</w:t>
+      </w:r>
+      <w:r>
+        <w:rPr>
+          <w:rFonts w:ascii="Calibri" w:hAnsi="Calibri"/>
+          <w:b w:val="0"/>
+          <w:color w:val="111111"/>
+          <w:sz w:val="22"/>
+        </w:rPr>
+        <w:t xml:space="preserve"> at the schema level because the value is</w:t>
+      </w:r>
+    </w:p>
+    <w:p>
+      <w:r>
+        <w:rPr>
+          <w:rFonts w:ascii="Calibri" w:hAnsi="Calibri"/>
+          <w:b w:val="0"/>
+          <w:color w:val="111111"/>
+          <w:sz w:val="22"/>
+        </w:rPr>
+        <w:t xml:space="preserve">rendered as an anchor </w:t>
+      </w:r>
+      <w:r>
+        <w:rPr>
+          <w:rFonts w:ascii="Consolas" w:hAnsi="Consolas"/>
+          <w:color w:val="333333"/>
+          <w:sz w:val="20"/>
+        </w:rPr>
+        <w:t>href</w:t>
+      </w:r>
+      <w:r>
+        <w:rPr>
+          <w:rFonts w:ascii="Calibri" w:hAnsi="Calibri"/>
+          <w:b w:val="0"/>
+          <w:color w:val="111111"/>
+          <w:sz w:val="22"/>
+        </w:rPr>
+        <w:t xml:space="preserve">, unparseable dates rejected rather than persisted as </w:t>
+      </w:r>
+      <w:r>
+        <w:rPr>
+          <w:rFonts w:ascii="Consolas" w:hAnsi="Consolas"/>
+          <w:color w:val="333333"/>
+          <w:sz w:val="20"/>
+        </w:rPr>
+        <w:t>Invalid Date</w:t>
+      </w:r>
+      <w:r>
+        <w:rPr>
+          <w:rFonts w:ascii="Calibri" w:hAnsi="Calibri"/>
+          <w:b w:val="0"/>
+          <w:color w:val="111111"/>
+          <w:sz w:val="22"/>
+        </w:rPr>
+        <w:t>,</w:t>
+      </w:r>
+    </w:p>
+    <w:p>
+      <w:r>
+        <w:rPr>
+          <w:rFonts w:ascii="Calibri" w:hAnsi="Calibri"/>
+          <w:b w:val="0"/>
+          <w:color w:val="111111"/>
+          <w:sz w:val="22"/>
+        </w:rPr>
+        <w:t>stage filters validated against the enum, and full ownership checks on every read and write.</w:t>
+      </w:r>
+    </w:p>
+    <w:p>
+      <w:pPr>
+        <w:pStyle w:val="ListBullet"/>
+      </w:pPr>
+      <w:r>
+        <w:rPr>
+          <w:rFonts w:ascii="Calibri" w:hAnsi="Calibri"/>
+          <w:b w:val="0"/>
+          <w:color w:val="111111"/>
+          <w:sz w:val="22"/>
+        </w:rPr>
+        <w:t xml:space="preserve">Delete is a </w:t>
+      </w:r>
+      <w:r>
+        <w:rPr>
+          <w:rFonts w:ascii="Calibri" w:hAnsi="Calibri"/>
+          <w:b/>
+          <w:color w:val="111111"/>
+          <w:sz w:val="22"/>
+        </w:rPr>
+        <w:t>two-step in-row Confirm/Cancel</w:t>
+      </w:r>
+      <w:r>
+        <w:rPr>
+          <w:rFonts w:ascii="Calibri" w:hAnsi="Calibri"/>
+          <w:b w:val="0"/>
+          <w:color w:val="111111"/>
+          <w:sz w:val="22"/>
+        </w:rPr>
+        <w:t xml:space="preserve">, never a </w:t>
+      </w:r>
+      <w:r>
+        <w:rPr>
+          <w:rFonts w:ascii="Consolas" w:hAnsi="Consolas"/>
+          <w:color w:val="333333"/>
+          <w:sz w:val="20"/>
+        </w:rPr>
+        <w:t>window.confirm</w:t>
+      </w:r>
+      <w:r>
+        <w:rPr>
+          <w:rFonts w:ascii="Calibri" w:hAnsi="Calibri"/>
+          <w:b w:val="0"/>
+          <w:color w:val="111111"/>
+          <w:sz w:val="22"/>
+        </w:rPr>
+        <w:t>.</w:t>
+      </w:r>
+    </w:p>
+    <w:p>
+      <w:r>
+        <w:rPr>
+          <w:rFonts w:ascii="Calibri" w:hAnsi="Calibri"/>
+          <w:b/>
+          <w:color w:val="111111"/>
+          <w:sz w:val="22"/>
+        </w:rPr>
+        <w:t>Why the stack is the moat.</w:t>
+      </w:r>
+      <w:r>
+        <w:rPr>
+          <w:rFonts w:ascii="Calibri" w:hAnsi="Calibri"/>
+          <w:b w:val="0"/>
+          <w:color w:val="111111"/>
+          <w:sz w:val="22"/>
+        </w:rPr>
+        <w:t xml:space="preserve"> Any competitor can paste a JD into an LLM and print a list. None of</w:t>
+      </w:r>
+    </w:p>
+    <w:p>
+      <w:r>
+        <w:rPr>
+          <w:rFonts w:ascii="Calibri" w:hAnsi="Calibri"/>
+          <w:b w:val="0"/>
+          <w:color w:val="111111"/>
+          <w:sz w:val="22"/>
+        </w:rPr>
+        <w:t>them can score it against a Capability Matrix built from months of measured behaviour, forecast a</w:t>
+      </w:r>
+    </w:p>
+    <w:p>
+      <w:r>
+        <w:rPr>
+          <w:rFonts w:ascii="Calibri" w:hAnsi="Calibri"/>
+          <w:b w:val="0"/>
+          <w:color w:val="111111"/>
+          <w:sz w:val="22"/>
+        </w:rPr>
+        <w:t>date from it, test the specific gaps, rehearse the specific questions, and then report the response</w:t>
+      </w:r>
+    </w:p>
+    <w:p>
+      <w:r>
+        <w:rPr>
+          <w:rFonts w:ascii="Calibri" w:hAnsi="Calibri"/>
+          <w:b w:val="0"/>
+          <w:color w:val="111111"/>
+          <w:sz w:val="22"/>
+        </w:rPr>
+        <w:t>rate that resulted. The data is the product.</w:t>
+      </w:r>
+    </w:p>
+    <w:p>
+      <w:pPr>
+        <w:pStyle w:val="Heading1"/>
+      </w:pPr>
+      <w:r>
+        <w:rPr>
+          <w:rFonts w:ascii="Calibri" w:hAnsi="Calibri"/>
+          <w:b/>
+          <w:color w:val="000000"/>
+          <w:sz w:val="30"/>
+        </w:rPr>
+        <w:t>19. At a glance — us vs. everyone</w:t>
       </w:r>
     </w:p>
     <w:tbl>
@@ -4086,6 +7211,615 @@
                 <w:sz w:val="20"/>
               </w:rPr>
               <w:t>JD gap analysis + 90-day plan (Career Autopilot™)</w:t>
+            </w:r>
+          </w:p>
+        </w:tc>
+        <w:tc>
+          <w:tcPr>
+            <w:tcW w:type="dxa" w:w="1728"/>
+          </w:tcPr>
+          <w:p>
+            <w:r/>
+            <w:r>
+              <w:rPr>
+                <w:rFonts w:ascii="Calibri" w:hAnsi="Calibri"/>
+                <w:b w:val="0"/>
+                <w:color w:val="111111"/>
+                <w:sz w:val="20"/>
+              </w:rPr>
+              <w:t>✅</w:t>
+            </w:r>
+          </w:p>
+        </w:tc>
+        <w:tc>
+          <w:tcPr>
+            <w:tcW w:type="dxa" w:w="1728"/>
+          </w:tcPr>
+          <w:p>
+            <w:r/>
+            <w:r>
+              <w:rPr>
+                <w:rFonts w:ascii="Calibri" w:hAnsi="Calibri"/>
+                <w:b w:val="0"/>
+                <w:color w:val="111111"/>
+                <w:sz w:val="20"/>
+              </w:rPr>
+              <w:t>❌</w:t>
+            </w:r>
+          </w:p>
+        </w:tc>
+        <w:tc>
+          <w:tcPr>
+            <w:tcW w:type="dxa" w:w="1728"/>
+          </w:tcPr>
+          <w:p>
+            <w:r/>
+            <w:r>
+              <w:rPr>
+                <w:rFonts w:ascii="Calibri" w:hAnsi="Calibri"/>
+                <w:b w:val="0"/>
+                <w:color w:val="111111"/>
+                <w:sz w:val="20"/>
+              </w:rPr>
+              <w:t>❌</w:t>
+            </w:r>
+          </w:p>
+        </w:tc>
+        <w:tc>
+          <w:tcPr>
+            <w:tcW w:type="dxa" w:w="1728"/>
+          </w:tcPr>
+          <w:p>
+            <w:r/>
+            <w:r>
+              <w:rPr>
+                <w:rFonts w:ascii="Calibri" w:hAnsi="Calibri"/>
+                <w:b w:val="0"/>
+                <w:color w:val="111111"/>
+                <w:sz w:val="20"/>
+              </w:rPr>
+              <w:t>❌</w:t>
+            </w:r>
+          </w:p>
+        </w:tc>
+      </w:tr>
+      <w:tr>
+        <w:tc>
+          <w:tcPr>
+            <w:tcW w:type="dxa" w:w="1728"/>
+          </w:tcPr>
+          <w:p>
+            <w:r/>
+            <w:r>
+              <w:rPr>
+                <w:rFonts w:ascii="Calibri" w:hAnsi="Calibri"/>
+                <w:b w:val="0"/>
+                <w:color w:val="111111"/>
+                <w:sz w:val="20"/>
+              </w:rPr>
+              <w:t>Weighted skill-match % from verified evidence</w:t>
+            </w:r>
+          </w:p>
+        </w:tc>
+        <w:tc>
+          <w:tcPr>
+            <w:tcW w:type="dxa" w:w="1728"/>
+          </w:tcPr>
+          <w:p>
+            <w:r/>
+            <w:r>
+              <w:rPr>
+                <w:rFonts w:ascii="Calibri" w:hAnsi="Calibri"/>
+                <w:b w:val="0"/>
+                <w:color w:val="111111"/>
+                <w:sz w:val="20"/>
+              </w:rPr>
+              <w:t>✅</w:t>
+            </w:r>
+          </w:p>
+        </w:tc>
+        <w:tc>
+          <w:tcPr>
+            <w:tcW w:type="dxa" w:w="1728"/>
+          </w:tcPr>
+          <w:p>
+            <w:r/>
+            <w:r>
+              <w:rPr>
+                <w:rFonts w:ascii="Calibri" w:hAnsi="Calibri"/>
+                <w:b w:val="0"/>
+                <w:color w:val="111111"/>
+                <w:sz w:val="20"/>
+              </w:rPr>
+              <w:t>❌</w:t>
+            </w:r>
+          </w:p>
+        </w:tc>
+        <w:tc>
+          <w:tcPr>
+            <w:tcW w:type="dxa" w:w="1728"/>
+          </w:tcPr>
+          <w:p>
+            <w:r/>
+            <w:r>
+              <w:rPr>
+                <w:rFonts w:ascii="Calibri" w:hAnsi="Calibri"/>
+                <w:b w:val="0"/>
+                <w:color w:val="111111"/>
+                <w:sz w:val="20"/>
+              </w:rPr>
+              <w:t>❌</w:t>
+            </w:r>
+          </w:p>
+        </w:tc>
+        <w:tc>
+          <w:tcPr>
+            <w:tcW w:type="dxa" w:w="1728"/>
+          </w:tcPr>
+          <w:p>
+            <w:r/>
+            <w:r>
+              <w:rPr>
+                <w:rFonts w:ascii="Calibri" w:hAnsi="Calibri"/>
+                <w:b w:val="0"/>
+                <w:color w:val="111111"/>
+                <w:sz w:val="20"/>
+              </w:rPr>
+              <w:t>❌</w:t>
+            </w:r>
+          </w:p>
+        </w:tc>
+      </w:tr>
+      <w:tr>
+        <w:tc>
+          <w:tcPr>
+            <w:tcW w:type="dxa" w:w="1728"/>
+          </w:tcPr>
+          <w:p>
+            <w:r/>
+            <w:r>
+              <w:rPr>
+                <w:rFonts w:ascii="Calibri" w:hAnsi="Calibri"/>
+                <w:b w:val="0"/>
+                <w:color w:val="111111"/>
+                <w:sz w:val="20"/>
+              </w:rPr>
+              <w:t>Technical vs. soft gap split</w:t>
+            </w:r>
+          </w:p>
+        </w:tc>
+        <w:tc>
+          <w:tcPr>
+            <w:tcW w:type="dxa" w:w="1728"/>
+          </w:tcPr>
+          <w:p>
+            <w:r/>
+            <w:r>
+              <w:rPr>
+                <w:rFonts w:ascii="Calibri" w:hAnsi="Calibri"/>
+                <w:b w:val="0"/>
+                <w:color w:val="111111"/>
+                <w:sz w:val="20"/>
+              </w:rPr>
+              <w:t>✅</w:t>
+            </w:r>
+          </w:p>
+        </w:tc>
+        <w:tc>
+          <w:tcPr>
+            <w:tcW w:type="dxa" w:w="1728"/>
+          </w:tcPr>
+          <w:p>
+            <w:r/>
+            <w:r>
+              <w:rPr>
+                <w:rFonts w:ascii="Calibri" w:hAnsi="Calibri"/>
+                <w:b w:val="0"/>
+                <w:color w:val="111111"/>
+                <w:sz w:val="20"/>
+              </w:rPr>
+              <w:t>❌</w:t>
+            </w:r>
+          </w:p>
+        </w:tc>
+        <w:tc>
+          <w:tcPr>
+            <w:tcW w:type="dxa" w:w="1728"/>
+          </w:tcPr>
+          <w:p>
+            <w:r/>
+            <w:r>
+              <w:rPr>
+                <w:rFonts w:ascii="Calibri" w:hAnsi="Calibri"/>
+                <w:b w:val="0"/>
+                <w:color w:val="111111"/>
+                <w:sz w:val="20"/>
+              </w:rPr>
+              <w:t>❌</w:t>
+            </w:r>
+          </w:p>
+        </w:tc>
+        <w:tc>
+          <w:tcPr>
+            <w:tcW w:type="dxa" w:w="1728"/>
+          </w:tcPr>
+          <w:p>
+            <w:r/>
+            <w:r>
+              <w:rPr>
+                <w:rFonts w:ascii="Calibri" w:hAnsi="Calibri"/>
+                <w:b w:val="0"/>
+                <w:color w:val="111111"/>
+                <w:sz w:val="20"/>
+              </w:rPr>
+              <w:t>❌</w:t>
+            </w:r>
+          </w:p>
+        </w:tc>
+      </w:tr>
+      <w:tr>
+        <w:tc>
+          <w:tcPr>
+            <w:tcW w:type="dxa" w:w="1728"/>
+          </w:tcPr>
+          <w:p>
+            <w:r/>
+            <w:r>
+              <w:rPr>
+                <w:rFonts w:ascii="Calibri" w:hAnsi="Calibri"/>
+                <w:b w:val="0"/>
+                <w:color w:val="111111"/>
+                <w:sz w:val="20"/>
+              </w:rPr>
+              <w:t>Recruiter screen-out risk named (Recruiter Lens™)</w:t>
+            </w:r>
+          </w:p>
+        </w:tc>
+        <w:tc>
+          <w:tcPr>
+            <w:tcW w:type="dxa" w:w="1728"/>
+          </w:tcPr>
+          <w:p>
+            <w:r/>
+            <w:r>
+              <w:rPr>
+                <w:rFonts w:ascii="Calibri" w:hAnsi="Calibri"/>
+                <w:b w:val="0"/>
+                <w:color w:val="111111"/>
+                <w:sz w:val="20"/>
+              </w:rPr>
+              <w:t>✅</w:t>
+            </w:r>
+          </w:p>
+        </w:tc>
+        <w:tc>
+          <w:tcPr>
+            <w:tcW w:type="dxa" w:w="1728"/>
+          </w:tcPr>
+          <w:p>
+            <w:r/>
+            <w:r>
+              <w:rPr>
+                <w:rFonts w:ascii="Calibri" w:hAnsi="Calibri"/>
+                <w:b w:val="0"/>
+                <w:color w:val="111111"/>
+                <w:sz w:val="20"/>
+              </w:rPr>
+              <w:t>❌</w:t>
+            </w:r>
+          </w:p>
+        </w:tc>
+        <w:tc>
+          <w:tcPr>
+            <w:tcW w:type="dxa" w:w="1728"/>
+          </w:tcPr>
+          <w:p>
+            <w:r/>
+            <w:r>
+              <w:rPr>
+                <w:rFonts w:ascii="Calibri" w:hAnsi="Calibri"/>
+                <w:b w:val="0"/>
+                <w:color w:val="111111"/>
+                <w:sz w:val="20"/>
+              </w:rPr>
+              <w:t>❌</w:t>
+            </w:r>
+          </w:p>
+        </w:tc>
+        <w:tc>
+          <w:tcPr>
+            <w:tcW w:type="dxa" w:w="1728"/>
+          </w:tcPr>
+          <w:p>
+            <w:r/>
+            <w:r>
+              <w:rPr>
+                <w:rFonts w:ascii="Calibri" w:hAnsi="Calibri"/>
+                <w:b w:val="0"/>
+                <w:color w:val="111111"/>
+                <w:sz w:val="20"/>
+              </w:rPr>
+              <w:t>❌</w:t>
+            </w:r>
+          </w:p>
+        </w:tc>
+      </w:tr>
+      <w:tr>
+        <w:tc>
+          <w:tcPr>
+            <w:tcW w:type="dxa" w:w="1728"/>
+          </w:tcPr>
+          <w:p>
+            <w:r/>
+            <w:r>
+              <w:rPr>
+                <w:rFonts w:ascii="Calibri" w:hAnsi="Calibri"/>
+                <w:b w:val="0"/>
+                <w:color w:val="111111"/>
+                <w:sz w:val="20"/>
+              </w:rPr>
+              <w:t>Gap-targeted assessment generation</w:t>
+            </w:r>
+          </w:p>
+        </w:tc>
+        <w:tc>
+          <w:tcPr>
+            <w:tcW w:type="dxa" w:w="1728"/>
+          </w:tcPr>
+          <w:p>
+            <w:r/>
+            <w:r>
+              <w:rPr>
+                <w:rFonts w:ascii="Calibri" w:hAnsi="Calibri"/>
+                <w:b w:val="0"/>
+                <w:color w:val="111111"/>
+                <w:sz w:val="20"/>
+              </w:rPr>
+              <w:t>✅</w:t>
+            </w:r>
+          </w:p>
+        </w:tc>
+        <w:tc>
+          <w:tcPr>
+            <w:tcW w:type="dxa" w:w="1728"/>
+          </w:tcPr>
+          <w:p>
+            <w:r/>
+            <w:r>
+              <w:rPr>
+                <w:rFonts w:ascii="Calibri" w:hAnsi="Calibri"/>
+                <w:b w:val="0"/>
+                <w:color w:val="111111"/>
+                <w:sz w:val="20"/>
+              </w:rPr>
+              <w:t>❌</w:t>
+            </w:r>
+          </w:p>
+        </w:tc>
+        <w:tc>
+          <w:tcPr>
+            <w:tcW w:type="dxa" w:w="1728"/>
+          </w:tcPr>
+          <w:p>
+            <w:r/>
+            <w:r>
+              <w:rPr>
+                <w:rFonts w:ascii="Calibri" w:hAnsi="Calibri"/>
+                <w:b w:val="0"/>
+                <w:color w:val="111111"/>
+                <w:sz w:val="20"/>
+              </w:rPr>
+              <w:t>❌</w:t>
+            </w:r>
+          </w:p>
+        </w:tc>
+        <w:tc>
+          <w:tcPr>
+            <w:tcW w:type="dxa" w:w="1728"/>
+          </w:tcPr>
+          <w:p>
+            <w:r/>
+            <w:r>
+              <w:rPr>
+                <w:rFonts w:ascii="Calibri" w:hAnsi="Calibri"/>
+                <w:b w:val="0"/>
+                <w:color w:val="111111"/>
+                <w:sz w:val="20"/>
+              </w:rPr>
+              <w:t>~</w:t>
+            </w:r>
+          </w:p>
+        </w:tc>
+      </w:tr>
+      <w:tr>
+        <w:tc>
+          <w:tcPr>
+            <w:tcW w:type="dxa" w:w="1728"/>
+          </w:tcPr>
+          <w:p>
+            <w:r/>
+            <w:r>
+              <w:rPr>
+                <w:rFonts w:ascii="Calibri" w:hAnsi="Calibri"/>
+                <w:b w:val="0"/>
+                <w:color w:val="111111"/>
+                <w:sz w:val="20"/>
+              </w:rPr>
+              <w:t>Job-ready date forecast with shown assumptions</w:t>
+            </w:r>
+          </w:p>
+        </w:tc>
+        <w:tc>
+          <w:tcPr>
+            <w:tcW w:type="dxa" w:w="1728"/>
+          </w:tcPr>
+          <w:p>
+            <w:r/>
+            <w:r>
+              <w:rPr>
+                <w:rFonts w:ascii="Calibri" w:hAnsi="Calibri"/>
+                <w:b w:val="0"/>
+                <w:color w:val="111111"/>
+                <w:sz w:val="20"/>
+              </w:rPr>
+              <w:t>✅</w:t>
+            </w:r>
+          </w:p>
+        </w:tc>
+        <w:tc>
+          <w:tcPr>
+            <w:tcW w:type="dxa" w:w="1728"/>
+          </w:tcPr>
+          <w:p>
+            <w:r/>
+            <w:r>
+              <w:rPr>
+                <w:rFonts w:ascii="Calibri" w:hAnsi="Calibri"/>
+                <w:b w:val="0"/>
+                <w:color w:val="111111"/>
+                <w:sz w:val="20"/>
+              </w:rPr>
+              <w:t>❌</w:t>
+            </w:r>
+          </w:p>
+        </w:tc>
+        <w:tc>
+          <w:tcPr>
+            <w:tcW w:type="dxa" w:w="1728"/>
+          </w:tcPr>
+          <w:p>
+            <w:r/>
+            <w:r>
+              <w:rPr>
+                <w:rFonts w:ascii="Calibri" w:hAnsi="Calibri"/>
+                <w:b w:val="0"/>
+                <w:color w:val="111111"/>
+                <w:sz w:val="20"/>
+              </w:rPr>
+              <w:t>❌</w:t>
+            </w:r>
+          </w:p>
+        </w:tc>
+        <w:tc>
+          <w:tcPr>
+            <w:tcW w:type="dxa" w:w="1728"/>
+          </w:tcPr>
+          <w:p>
+            <w:r/>
+            <w:r>
+              <w:rPr>
+                <w:rFonts w:ascii="Calibri" w:hAnsi="Calibri"/>
+                <w:b w:val="0"/>
+                <w:color w:val="111111"/>
+                <w:sz w:val="20"/>
+              </w:rPr>
+              <w:t>❌</w:t>
+            </w:r>
+          </w:p>
+        </w:tc>
+      </w:tr>
+      <w:tr>
+        <w:tc>
+          <w:tcPr>
+            <w:tcW w:type="dxa" w:w="1728"/>
+          </w:tcPr>
+          <w:p>
+            <w:r/>
+            <w:r>
+              <w:rPr>
+                <w:rFonts w:ascii="Calibri" w:hAnsi="Calibri"/>
+                <w:b w:val="0"/>
+                <w:color w:val="111111"/>
+                <w:sz w:val="20"/>
+              </w:rPr>
+              <w:t>Full mock interview loop with trend tracking</w:t>
+            </w:r>
+          </w:p>
+        </w:tc>
+        <w:tc>
+          <w:tcPr>
+            <w:tcW w:type="dxa" w:w="1728"/>
+          </w:tcPr>
+          <w:p>
+            <w:r/>
+            <w:r>
+              <w:rPr>
+                <w:rFonts w:ascii="Calibri" w:hAnsi="Calibri"/>
+                <w:b w:val="0"/>
+                <w:color w:val="111111"/>
+                <w:sz w:val="20"/>
+              </w:rPr>
+              <w:t>✅</w:t>
+            </w:r>
+          </w:p>
+        </w:tc>
+        <w:tc>
+          <w:tcPr>
+            <w:tcW w:type="dxa" w:w="1728"/>
+          </w:tcPr>
+          <w:p>
+            <w:r/>
+            <w:r>
+              <w:rPr>
+                <w:rFonts w:ascii="Calibri" w:hAnsi="Calibri"/>
+                <w:b w:val="0"/>
+                <w:color w:val="111111"/>
+                <w:sz w:val="20"/>
+              </w:rPr>
+              <w:t>❌</w:t>
+            </w:r>
+          </w:p>
+        </w:tc>
+        <w:tc>
+          <w:tcPr>
+            <w:tcW w:type="dxa" w:w="1728"/>
+          </w:tcPr>
+          <w:p>
+            <w:r/>
+            <w:r>
+              <w:rPr>
+                <w:rFonts w:ascii="Calibri" w:hAnsi="Calibri"/>
+                <w:b w:val="0"/>
+                <w:color w:val="111111"/>
+                <w:sz w:val="20"/>
+              </w:rPr>
+              <w:t>❌</w:t>
+            </w:r>
+          </w:p>
+        </w:tc>
+        <w:tc>
+          <w:tcPr>
+            <w:tcW w:type="dxa" w:w="1728"/>
+          </w:tcPr>
+          <w:p>
+            <w:r/>
+            <w:r>
+              <w:rPr>
+                <w:rFonts w:ascii="Calibri" w:hAnsi="Calibri"/>
+                <w:b w:val="0"/>
+                <w:color w:val="111111"/>
+                <w:sz w:val="20"/>
+              </w:rPr>
+              <w:t>❌</w:t>
+            </w:r>
+          </w:p>
+        </w:tc>
+      </w:tr>
+      <w:tr>
+        <w:tc>
+          <w:tcPr>
+            <w:tcW w:type="dxa" w:w="1728"/>
+          </w:tcPr>
+          <w:p>
+            <w:r/>
+            <w:r>
+              <w:rPr>
+                <w:rFonts w:ascii="Calibri" w:hAnsi="Calibri"/>
+                <w:b w:val="0"/>
+                <w:color w:val="111111"/>
+                <w:sz w:val="20"/>
+              </w:rPr>
+              <w:t>Application pipeline + honest response rate</w:t>
             </w:r>
           </w:p>
         </w:tc>
